--- a/docs/manual/AnimeMaker_사용설명서.docx
+++ b/docs/manual/AnimeMaker_사용설명서.docx
@@ -3756,7 +3756,7 @@
       <w:r>
         <w:drawing>
           <wp:inline distT="0" distB="0" distL="0" distR="0">
-            <wp:extent cx="5762625" cy="4000500"/>
+            <wp:extent cx="5762625" cy="4295775"/>
             <wp:effectExtent t="0" r="0" b="0" l="0"/>
             <wp:docPr id="1" name="" descr="" title=""/>
             <wp:cNvGraphicFramePr>
@@ -3781,7 +3781,7 @@
                   <pic:spPr bwMode="auto">
                     <a:xfrm>
                       <a:off x="0" y="0"/>
-                      <a:ext cx="5762625" cy="4000500"/>
+                      <a:ext cx="5762625" cy="4295775"/>
                     </a:xfrm>
                     <a:prstGeom prst="rect">
                       <a:avLst/>
@@ -4423,7 +4423,7 @@
           <w:sz w:val="24"/>
           <w:szCs w:val="24"/>
         </w:rPr>
-        <w:t xml:space="preserve"> : 까만 창이 나오고 글자가 쭉 지나가요. 다 끝나면 창을 닫아요. (ChatGPT 는 Node.js 라는 프로그램이 먼저 있어야 해요. 어른에게 부탁해요.)</w:t>
+        <w:t xml:space="preserve"> : 까만 창이나 파란 창이 나오고 글자가 쭉 지나가요. "끝났습니다"가 나오면 창을 닫아요.</w:t>
       </w:r>
     </w:p>
     <w:p>
@@ -4609,7 +4609,7 @@
                 <w:sz w:val="22"/>
                 <w:szCs w:val="22"/>
               </w:rPr>
-              <w:t xml:space="preserve">AnimeMaker 를 껐다가 다시 켜 보세요. 새로 설치한 프로그램을 그제야 찾을 수 있어요.</w:t>
+              <w:t xml:space="preserve">설치 창이 "끝났습니다"까지 나왔는지 보고 [상태 확인]을 다시 눌러요. 그래도 안 되면 AnimeMaker 를 껐다가 다시 켜 보세요.</w:t>
             </w:r>
           </w:p>
         </w:tc>
@@ -11775,7 +11775,7 @@
           <w:sz w:val="24"/>
           <w:szCs w:val="24"/>
         </w:rPr>
-        <w:t xml:space="preserve"> : Node.js(LTS)가 먼저 설치되어 있어야 합니다. 로그인은 반드시 "Sign in with ChatGPT" 를 고르세요(API key 로그인은 종량제).</w:t>
+        <w:t xml:space="preserve"> : [설치하기]는 OpenAI 공식 설치 프로그램(chatgpt.com/codex/install.ps1)을 실행합니다(Node.js 불필요). 예전에 npm 으로 설치한 Codex 도 그대로 찾습니다. 로그인은 반드시 "Sign in with ChatGPT" 를 고르세요(API key 로그인은 종량제).</w:t>
       </w:r>
     </w:p>
     <w:p>

--- a/docs/manual/AnimeMaker_사용설명서.docx
+++ b/docs/manual/AnimeMaker_사용설명서.docx
@@ -7026,6 +7026,74 @@
     </w:p>
     <w:p>
       <w:pPr>
+        <w:spacing w:after="160" w:line="380"/>
+      </w:pPr>
+      <w:r>
+        <w:rPr>
+          <w:rFonts w:ascii="맑은 고딕" w:cs="맑은 고딕" w:eastAsia="맑은 고딕" w:hAnsi="맑은 고딕"/>
+          <w:b/>
+          <w:bCs/>
+          <w:color w:val="1F1B2E"/>
+          <w:sz w:val="24"/>
+          <w:szCs w:val="24"/>
+        </w:rPr>
+        <w:t xml:space="preserve">[⌨ 탭으로 가사 맞추기]</w:t>
+      </w:r>
+      <w:r>
+        <w:rPr>
+          <w:rFonts w:ascii="맑은 고딕" w:cs="맑은 고딕" w:eastAsia="맑은 고딕" w:hAnsi="맑은 고딕"/>
+          <w:b w:val="false"/>
+          <w:bCs w:val="false"/>
+          <w:sz w:val="24"/>
+          <w:szCs w:val="24"/>
+        </w:rPr>
+        <w:t xml:space="preserve">를 누르면 맞추기 창이 열려요. 창 맨 위에 </w:t>
+      </w:r>
+      <w:r>
+        <w:rPr>
+          <w:rFonts w:ascii="맑은 고딕" w:cs="맑은 고딕" w:eastAsia="맑은 고딕" w:hAnsi="맑은 고딕"/>
+          <w:b/>
+          <w:bCs/>
+          <w:color w:val="1F1B2E"/>
+          <w:sz w:val="24"/>
+          <w:szCs w:val="24"/>
+        </w:rPr>
+        <w:t xml:space="preserve">🎤 1. 맞추기</w:t>
+      </w:r>
+      <w:r>
+        <w:rPr>
+          <w:rFonts w:ascii="맑은 고딕" w:cs="맑은 고딕" w:eastAsia="맑은 고딕" w:hAnsi="맑은 고딕"/>
+          <w:b w:val="false"/>
+          <w:bCs w:val="false"/>
+          <w:sz w:val="24"/>
+          <w:szCs w:val="24"/>
+        </w:rPr>
+        <w:t xml:space="preserve">와 </w:t>
+      </w:r>
+      <w:r>
+        <w:rPr>
+          <w:rFonts w:ascii="맑은 고딕" w:cs="맑은 고딕" w:eastAsia="맑은 고딕" w:hAnsi="맑은 고딕"/>
+          <w:b/>
+          <w:bCs/>
+          <w:color w:val="1F1B2E"/>
+          <w:sz w:val="24"/>
+          <w:szCs w:val="24"/>
+        </w:rPr>
+        <w:t xml:space="preserve">👀 2. 확인하기</w:t>
+      </w:r>
+      <w:r>
+        <w:rPr>
+          <w:rFonts w:ascii="맑은 고딕" w:cs="맑은 고딕" w:eastAsia="맑은 고딕" w:hAnsi="맑은 고딕"/>
+          <w:b w:val="false"/>
+          <w:bCs w:val="false"/>
+          <w:sz w:val="24"/>
+          <w:szCs w:val="24"/>
+        </w:rPr>
+        <w:t xml:space="preserve">, 두 단계가 있어요.</w:t>
+      </w:r>
+    </w:p>
+    <w:p>
+      <w:pPr>
         <w:pStyle w:val="ListParagraph"/>
         <w:numPr>
           <w:ilvl w:val="0"/>
@@ -7042,17 +7110,17 @@
           <w:sz w:val="24"/>
           <w:szCs w:val="24"/>
         </w:rPr>
-        <w:t xml:space="preserve">[탭으로 가사 맞추기]</w:t>
-      </w:r>
-      <w:r>
-        <w:rPr>
-          <w:rFonts w:ascii="맑은 고딕" w:cs="맑은 고딕" w:eastAsia="맑은 고딕" w:hAnsi="맑은 고딕"/>
-          <w:b w:val="false"/>
-          <w:bCs w:val="false"/>
-          <w:sz w:val="24"/>
-          <w:szCs w:val="24"/>
-        </w:rPr>
-        <w:t xml:space="preserve">를 눌러요.</w:t>
+        <w:t xml:space="preserve">[▶ 노래 틀기]</w:t>
+      </w:r>
+      <w:r>
+        <w:rPr>
+          <w:rFonts w:ascii="맑은 고딕" w:cs="맑은 고딕" w:eastAsia="맑은 고딕" w:hAnsi="맑은 고딕"/>
+          <w:b w:val="false"/>
+          <w:bCs w:val="false"/>
+          <w:sz w:val="24"/>
+          <w:szCs w:val="24"/>
+        </w:rPr>
+        <w:t xml:space="preserve">를 누르면 노래가 나와요. (스페이스바를 눌러도 돼요)</w:t>
       </w:r>
     </w:p>
     <w:p>
@@ -7067,23 +7135,75 @@
       <w:r>
         <w:rPr>
           <w:rFonts w:ascii="맑은 고딕" w:cs="맑은 고딕" w:eastAsia="맑은 고딕" w:hAnsi="맑은 고딕"/>
+          <w:b w:val="false"/>
+          <w:bCs w:val="false"/>
+          <w:sz w:val="24"/>
+          <w:szCs w:val="24"/>
+        </w:rPr>
+        <w:t xml:space="preserve">가운데 까만 화면의 </w:t>
+      </w:r>
+      <w:r>
+        <w:rPr>
+          <w:rFonts w:ascii="맑은 고딕" w:cs="맑은 고딕" w:eastAsia="맑은 고딕" w:hAnsi="맑은 고딕"/>
           <w:b/>
           <w:bCs/>
           <w:color w:val="1F1B2E"/>
           <w:sz w:val="24"/>
           <w:szCs w:val="24"/>
         </w:rPr>
-        <w:t xml:space="preserve">[처음부터 맞추기]</w:t>
-      </w:r>
-      <w:r>
-        <w:rPr>
-          <w:rFonts w:ascii="맑은 고딕" w:cs="맑은 고딕" w:eastAsia="맑은 고딕" w:hAnsi="맑은 고딕"/>
-          <w:b w:val="false"/>
-          <w:bCs w:val="false"/>
-          <w:sz w:val="24"/>
-          <w:szCs w:val="24"/>
-        </w:rPr>
-        <w:t xml:space="preserve">를 누르면 노래가 나와요.</w:t>
+        <w:t xml:space="preserve">노란 글씨 줄</w:t>
+      </w:r>
+      <w:r>
+        <w:rPr>
+          <w:rFonts w:ascii="맑은 고딕" w:cs="맑은 고딕" w:eastAsia="맑은 고딕" w:hAnsi="맑은 고딕"/>
+          <w:b w:val="false"/>
+          <w:bCs w:val="false"/>
+          <w:sz w:val="24"/>
+          <w:szCs w:val="24"/>
+        </w:rPr>
+        <w:t xml:space="preserve">을 부르기 시작하는 순간 </w:t>
+      </w:r>
+      <w:r>
+        <w:rPr>
+          <w:rFonts w:ascii="맑은 고딕" w:cs="맑은 고딕" w:eastAsia="맑은 고딕" w:hAnsi="맑은 고딕"/>
+          <w:b/>
+          <w:bCs/>
+          <w:color w:val="1F1B2E"/>
+          <w:sz w:val="24"/>
+          <w:szCs w:val="24"/>
+        </w:rPr>
+        <w:t xml:space="preserve">[지금!]</w:t>
+      </w:r>
+      <w:r>
+        <w:rPr>
+          <w:rFonts w:ascii="맑은 고딕" w:cs="맑은 고딕" w:eastAsia="맑은 고딕" w:hAnsi="맑은 고딕"/>
+          <w:b w:val="false"/>
+          <w:bCs w:val="false"/>
+          <w:sz w:val="24"/>
+          <w:szCs w:val="24"/>
+        </w:rPr>
+        <w:t xml:space="preserve"> 버튼이나 </w:t>
+      </w:r>
+      <w:r>
+        <w:rPr>
+          <w:rFonts w:ascii="맑은 고딕" w:cs="맑은 고딕" w:eastAsia="맑은 고딕" w:hAnsi="맑은 고딕"/>
+          <w:b/>
+          <w:bCs/>
+          <w:color w:val="1F1B2E"/>
+          <w:sz w:val="24"/>
+          <w:szCs w:val="24"/>
+        </w:rPr>
+        <w:t xml:space="preserve">스페이스바</w:t>
+      </w:r>
+      <w:r>
+        <w:rPr>
+          <w:rFonts w:ascii="맑은 고딕" w:cs="맑은 고딕" w:eastAsia="맑은 고딕" w:hAnsi="맑은 고딕"/>
+          <w:b w:val="false"/>
+          <w:bCs w:val="false"/>
+          <w:sz w:val="24"/>
+          <w:szCs w:val="24"/>
+        </w:rPr>
+        <w:t xml:space="preserve">를 "탁!" 눌러요. 그러면 다음 줄이 노랗게 바뀌어요.</w:t>
       </w:r>
     </w:p>
     <w:p>
@@ -7103,7 +7223,7 @@
           <w:sz w:val="24"/>
           <w:szCs w:val="24"/>
         </w:rPr>
-        <w:t xml:space="preserve">가사 한 줄이 </w:t>
+        <w:t xml:space="preserve">놓쳤으면 </w:t>
       </w:r>
       <w:r>
         <w:rPr>
@@ -7114,17 +7234,17 @@
           <w:sz w:val="24"/>
           <w:szCs w:val="24"/>
         </w:rPr>
-        <w:t xml:space="preserve">시작되는 순간 스페이스바를 "탁!"</w:t>
-      </w:r>
-      <w:r>
-        <w:rPr>
-          <w:rFonts w:ascii="맑은 고딕" w:cs="맑은 고딕" w:eastAsia="맑은 고딕" w:hAnsi="맑은 고딕"/>
-          <w:b w:val="false"/>
-          <w:bCs w:val="false"/>
-          <w:sz w:val="24"/>
-          <w:szCs w:val="24"/>
-        </w:rPr>
-        <w:t xml:space="preserve"> 눌러요. 그러면 다음 줄로 넘어가요.</w:t>
+        <w:t xml:space="preserve">[↩ 방금 것 취소]</w:t>
+      </w:r>
+      <w:r>
+        <w:rPr>
+          <w:rFonts w:ascii="맑은 고딕" w:cs="맑은 고딕" w:eastAsia="맑은 고딕" w:hAnsi="맑은 고딕"/>
+          <w:b w:val="false"/>
+          <w:bCs w:val="false"/>
+          <w:sz w:val="24"/>
+          <w:szCs w:val="24"/>
+        </w:rPr>
+        <w:t xml:space="preserve">(백스페이스 키)를 눌러요. 그 줄 조금 앞에서 다시 들려줘요.</w:t>
       </w:r>
     </w:p>
     <w:p>
@@ -7144,7 +7264,7 @@
           <w:sz w:val="24"/>
           <w:szCs w:val="24"/>
         </w:rPr>
-        <w:t xml:space="preserve">틀렸으면 </w:t>
+        <w:t xml:space="preserve">"🎉 다 맞췄어요!"가 나오면 위의 </w:t>
       </w:r>
       <w:r>
         <w:rPr>
@@ -7155,17 +7275,17 @@
           <w:sz w:val="24"/>
           <w:szCs w:val="24"/>
         </w:rPr>
-        <w:t xml:space="preserve">백스페이스(←) 키</w:t>
-      </w:r>
-      <w:r>
-        <w:rPr>
-          <w:rFonts w:ascii="맑은 고딕" w:cs="맑은 고딕" w:eastAsia="맑은 고딕" w:hAnsi="맑은 고딕"/>
-          <w:b w:val="false"/>
-          <w:bCs w:val="false"/>
-          <w:sz w:val="24"/>
-          <w:szCs w:val="24"/>
-        </w:rPr>
-        <w:t xml:space="preserve">로 한 줄 되돌려요.</w:t>
+        <w:t xml:space="preserve">[👀 2. 확인하기]</w:t>
+      </w:r>
+      <w:r>
+        <w:rPr>
+          <w:rFonts w:ascii="맑은 고딕" w:cs="맑은 고딕" w:eastAsia="맑은 고딕" w:hAnsi="맑은 고딕"/>
+          <w:b w:val="false"/>
+          <w:bCs w:val="false"/>
+          <w:sz w:val="24"/>
+          <w:szCs w:val="24"/>
+        </w:rPr>
+        <w:t xml:space="preserve">를 눌러요. 처음부터 다시 틀어 줘요.</w:t>
       </w:r>
     </w:p>
     <w:p>
@@ -7180,23 +7300,34 @@
       <w:r>
         <w:rPr>
           <w:rFonts w:ascii="맑은 고딕" w:cs="맑은 고딕" w:eastAsia="맑은 고딕" w:hAnsi="맑은 고딕"/>
-          <w:b w:val="false"/>
-          <w:bCs w:val="false"/>
-          <w:sz w:val="24"/>
-          <w:szCs w:val="24"/>
-        </w:rPr>
-        <w:t xml:space="preserve">끝까지 하면 </w:t>
-      </w:r>
-      <w:r>
-        <w:rPr>
-          <w:rFonts w:ascii="맑은 고딕" w:cs="맑은 고딕" w:eastAsia="맑은 고딕" w:hAnsi="맑은 고딕"/>
           <w:b/>
           <w:bCs/>
           <w:color w:val="1F1B2E"/>
           <w:sz w:val="24"/>
           <w:szCs w:val="24"/>
         </w:rPr>
-        <w:t xml:space="preserve">[저장]</w:t>
+        <w:t xml:space="preserve">진짜 자막처럼</w:t>
+      </w:r>
+      <w:r>
+        <w:rPr>
+          <w:rFonts w:ascii="맑은 고딕" w:cs="맑은 고딕" w:eastAsia="맑은 고딕" w:hAnsi="맑은 고딕"/>
+          <w:b w:val="false"/>
+          <w:bCs w:val="false"/>
+          <w:sz w:val="24"/>
+          <w:szCs w:val="24"/>
+        </w:rPr>
+        <w:t xml:space="preserve"> 글씨가 노래에 맞춰 나오는지 봐요. 괜찮으면 </w:t>
+      </w:r>
+      <w:r>
+        <w:rPr>
+          <w:rFonts w:ascii="맑은 고딕" w:cs="맑은 고딕" w:eastAsia="맑은 고딕" w:hAnsi="맑은 고딕"/>
+          <w:b/>
+          <w:bCs/>
+          <w:color w:val="1F1B2E"/>
+          <w:sz w:val="24"/>
+          <w:szCs w:val="24"/>
+        </w:rPr>
+        <w:t xml:space="preserve">[💾 저장]</w:t>
       </w:r>
       <w:r>
         <w:rPr>
@@ -7223,7 +7354,7 @@
       <w:r>
         <w:drawing>
           <wp:inline distT="0" distB="0" distL="0" distR="0">
-            <wp:extent cx="4324350" cy="4067175"/>
+            <wp:extent cx="3962400" cy="3829050"/>
             <wp:effectExtent t="0" r="0" b="0" l="0"/>
             <wp:docPr id="1" name="" descr="" title=""/>
             <wp:cNvGraphicFramePr>
@@ -7248,7 +7379,7 @@
                   <pic:spPr bwMode="auto">
                     <a:xfrm>
                       <a:off x="0" y="0"/>
-                      <a:ext cx="4324350" cy="4067175"/>
+                      <a:ext cx="3962400" cy="3829050"/>
                     </a:xfrm>
                     <a:prstGeom prst="rect">
                       <a:avLst/>
@@ -7275,190 +7406,7 @@
           <w:sz w:val="20"/>
           <w:szCs w:val="20"/>
         </w:rPr>
-        <w:t xml:space="preserve">▲ 노래를 들으며 줄이 시작될 때 스페이스바를 눌러요</w:t>
-      </w:r>
-    </w:p>
-    <w:tbl>
-      <w:tblPr>
-        <w:tblW w:type="dxa" w:w="9638"/>
-        <w:tblBorders>
-          <w:top w:val="single" w:color="auto" w:sz="4"/>
-          <w:left w:val="single" w:color="auto" w:sz="4"/>
-          <w:bottom w:val="single" w:color="auto" w:sz="4"/>
-          <w:right w:val="single" w:color="auto" w:sz="4"/>
-          <w:insideH w:val="single" w:color="auto" w:sz="4"/>
-          <w:insideV w:val="single" w:color="auto" w:sz="4"/>
-        </w:tblBorders>
-      </w:tblPr>
-      <w:tblGrid>
-        <w:gridCol w:w="9638"/>
-      </w:tblGrid>
-      <w:tr>
-        <w:trPr>
-          <w:cantSplit/>
-        </w:trPr>
-        <w:tc>
-          <w:tcPr>
-            <w:tcW w:type="dxa" w:w="9638"/>
-            <w:tcBorders>
-              <w:top w:val="none" w:color="FFFFFF" w:sz="0"/>
-              <w:left w:val="single" w:color="16A34A" w:sz="36"/>
-              <w:bottom w:val="none" w:color="FFFFFF" w:sz="0"/>
-              <w:right w:val="none" w:color="FFFFFF" w:sz="0"/>
-            </w:tcBorders>
-            <w:shd w:fill="E8F7EE" w:color="auto" w:val="clear"/>
-            <w:tcMar>
-              <w:top w:type="dxa" w:w="140"/>
-              <w:left w:type="dxa" w:w="220"/>
-              <w:bottom w:type="dxa" w:w="140"/>
-              <w:right w:type="dxa" w:w="220"/>
-            </w:tcMar>
-          </w:tcPr>
-          <w:p>
-            <w:pPr>
-              <w:spacing w:after="100"/>
-            </w:pPr>
-            <w:r>
-              <w:rPr>
-                <w:rFonts w:ascii="맑은 고딕" w:cs="맑은 고딕" w:eastAsia="맑은 고딕" w:hAnsi="맑은 고딕"/>
-                <w:b/>
-                <w:bCs/>
-                <w:color w:val="16A34A"/>
-                <w:sz w:val="24"/>
-                <w:szCs w:val="24"/>
-              </w:rPr>
-              <w:t xml:space="preserve">꿀팁 | 어려우면 이렇게 해요</w:t>
-            </w:r>
-          </w:p>
-          <w:p>
-            <w:pPr>
-              <w:pStyle w:val="ListParagraph"/>
-              <w:numPr>
-                <w:ilvl w:val="0"/>
-                <w:numId w:val="2"/>
-              </w:numPr>
-              <w:spacing w:after="60" w:line="340"/>
-            </w:pPr>
-            <w:r>
-              <w:rPr>
-                <w:rFonts w:ascii="맑은 고딕" w:cs="맑은 고딕" w:eastAsia="맑은 고딕" w:hAnsi="맑은 고딕"/>
-                <w:b w:val="false"/>
-                <w:bCs w:val="false"/>
-                <w:sz w:val="22"/>
-                <w:szCs w:val="22"/>
-              </w:rPr>
-              <w:t xml:space="preserve">노래가 빨라서 어려우면 "0.75배 느리게"로 바꿔서 해 보세요.</w:t>
-            </w:r>
-          </w:p>
-          <w:p>
-            <w:pPr>
-              <w:pStyle w:val="ListParagraph"/>
-              <w:numPr>
-                <w:ilvl w:val="0"/>
-                <w:numId w:val="2"/>
-              </w:numPr>
-              <w:spacing w:after="60" w:line="340"/>
-            </w:pPr>
-            <w:r>
-              <w:rPr>
-                <w:rFonts w:ascii="맑은 고딕" w:cs="맑은 고딕" w:eastAsia="맑은 고딕" w:hAnsi="맑은 고딕"/>
-                <w:b w:val="false"/>
-                <w:bCs w:val="false"/>
-                <w:sz w:val="22"/>
-                <w:szCs w:val="22"/>
-              </w:rPr>
-              <w:t xml:space="preserve">하기 싫으면 </w:t>
-            </w:r>
-            <w:r>
-              <w:rPr>
-                <w:rFonts w:ascii="맑은 고딕" w:cs="맑은 고딕" w:eastAsia="맑은 고딕" w:hAnsi="맑은 고딕"/>
-                <w:b/>
-                <w:bCs/>
-                <w:color w:val="1F1B2E"/>
-                <w:sz w:val="22"/>
-                <w:szCs w:val="22"/>
-              </w:rPr>
-              <w:t xml:space="preserve">[자동 추정으로 계속 ▶]</w:t>
-            </w:r>
-            <w:r>
-              <w:rPr>
-                <w:rFonts w:ascii="맑은 고딕" w:cs="맑은 고딕" w:eastAsia="맑은 고딕" w:hAnsi="맑은 고딕"/>
-                <w:b w:val="false"/>
-                <w:bCs w:val="false"/>
-                <w:sz w:val="22"/>
-                <w:szCs w:val="22"/>
-              </w:rPr>
-              <w:t xml:space="preserve">을 눌러도 돼요. 대신 자막이 노래랑 조금 어긋날 수 있어요.</w:t>
-            </w:r>
-          </w:p>
-        </w:tc>
-      </w:tr>
-    </w:tbl>
-    <w:p>
-      <w:pPr>
-        <w:spacing w:after="160"/>
-      </w:pPr>
-    </w:p>
-    <w:p>
-      <w:pPr>
-        <w:keepNext/>
-        <w:spacing w:after="140" w:before="320"/>
-      </w:pPr>
-      <w:r>
-        <w:rPr>
-          <w:rFonts w:ascii="맑은 고딕" w:cs="맑은 고딕" w:eastAsia="맑은 고딕" w:hAnsi="맑은 고딕"/>
-          <w:color w:val="6D28D9"/>
-          <w:sz w:val="28"/>
-          <w:szCs w:val="28"/>
-        </w:rPr>
-        <w:t xml:space="preserve">■ </w:t>
-      </w:r>
-      <w:r>
-        <w:rPr>
-          <w:rFonts w:ascii="맑은 고딕" w:cs="맑은 고딕" w:eastAsia="맑은 고딕" w:hAnsi="맑은 고딕"/>
-          <w:b/>
-          <w:bCs/>
-          <w:color w:val="1F1B2E"/>
-          <w:sz w:val="28"/>
-          <w:szCs w:val="28"/>
-        </w:rPr>
-        <w:t xml:space="preserve">"도와주세요" 상자가 나오면 (도우미 모드)</w:t>
-      </w:r>
-    </w:p>
-    <w:p>
-      <w:pPr>
-        <w:spacing w:after="160" w:line="380"/>
-      </w:pPr>
-      <w:r>
-        <w:rPr>
-          <w:rFonts w:ascii="맑은 고딕" w:cs="맑은 고딕" w:eastAsia="맑은 고딕" w:hAnsi="맑은 고딕"/>
-          <w:b w:val="false"/>
-          <w:bCs w:val="false"/>
-          <w:sz w:val="24"/>
-          <w:szCs w:val="24"/>
-        </w:rPr>
-        <w:t xml:space="preserve">웹사이트에서만 만들 수 있는 그림이나 영상은 프로그램이 나에게 부탁해요. 노란 </w:t>
-      </w:r>
-      <w:r>
-        <w:rPr>
-          <w:rFonts w:ascii="맑은 고딕" w:cs="맑은 고딕" w:eastAsia="맑은 고딕" w:hAnsi="맑은 고딕"/>
-          <w:b/>
-          <w:bCs/>
-          <w:color w:val="1F1B2E"/>
-          <w:sz w:val="24"/>
-          <w:szCs w:val="24"/>
-        </w:rPr>
-        <w:t xml:space="preserve">"도와주세요"</w:t>
-      </w:r>
-      <w:r>
-        <w:rPr>
-          <w:rFonts w:ascii="맑은 고딕" w:cs="맑은 고딕" w:eastAsia="맑은 고딕" w:hAnsi="맑은 고딕"/>
-          <w:b w:val="false"/>
-          <w:bCs w:val="false"/>
-          <w:sz w:val="24"/>
-          <w:szCs w:val="24"/>
-        </w:rPr>
-        <w:t xml:space="preserve"> 상자가 나오면 네 가지만 하면 돼요.</w:t>
+        <w:t xml:space="preserve">▲ 1. 맞추기: 노란 줄을 부르기 시작할 때 [지금!]</w:t>
       </w:r>
     </w:p>
     <w:p>
@@ -7470,7 +7418,7 @@
       <w:r>
         <w:drawing>
           <wp:inline distT="0" distB="0" distL="0" distR="0">
-            <wp:extent cx="5762625" cy="1666875"/>
+            <wp:extent cx="3962400" cy="3829050"/>
             <wp:effectExtent t="0" r="0" b="0" l="0"/>
             <wp:docPr id="1" name="" descr="" title=""/>
             <wp:cNvGraphicFramePr>
@@ -7495,7 +7443,7 @@
                   <pic:spPr bwMode="auto">
                     <a:xfrm>
                       <a:off x="0" y="0"/>
-                      <a:ext cx="5762625" cy="1666875"/>
+                      <a:ext cx="3962400" cy="3829050"/>
                     </a:xfrm>
                     <a:prstGeom prst="rect">
                       <a:avLst/>
@@ -7522,157 +7470,8 @@
           <w:sz w:val="20"/>
           <w:szCs w:val="20"/>
         </w:rPr>
-        <w:t xml:space="preserve">▲ "도와주세요" 상자</w:t>
-      </w:r>
-    </w:p>
-    <w:p>
-      <w:pPr>
-        <w:pStyle w:val="ListParagraph"/>
-        <w:numPr>
-          <w:ilvl w:val="0"/>
-          <w:numId w:val="9"/>
-        </w:numPr>
-        <w:spacing w:after="120" w:line="360"/>
-      </w:pPr>
-      <w:r>
-        <w:rPr>
-          <w:rFonts w:ascii="맑은 고딕" w:cs="맑은 고딕" w:eastAsia="맑은 고딕" w:hAnsi="맑은 고딕"/>
-          <w:b/>
-          <w:bCs/>
-          <w:color w:val="1F1B2E"/>
-          <w:sz w:val="24"/>
-          <w:szCs w:val="24"/>
-        </w:rPr>
-        <w:t xml:space="preserve">[프롬프트 복사]</w:t>
-      </w:r>
-      <w:r>
-        <w:rPr>
-          <w:rFonts w:ascii="맑은 고딕" w:cs="맑은 고딕" w:eastAsia="맑은 고딕" w:hAnsi="맑은 고딕"/>
-          <w:b w:val="false"/>
-          <w:bCs w:val="false"/>
-          <w:sz w:val="24"/>
-          <w:szCs w:val="24"/>
-        </w:rPr>
-        <w:t xml:space="preserve">를 눌러요. AI 에게 줄 "주문서"가 복사돼요.</w:t>
-      </w:r>
-    </w:p>
-    <w:p>
-      <w:pPr>
-        <w:pStyle w:val="ListParagraph"/>
-        <w:numPr>
-          <w:ilvl w:val="0"/>
-          <w:numId w:val="9"/>
-        </w:numPr>
-        <w:spacing w:after="120" w:line="360"/>
-      </w:pPr>
-      <w:r>
-        <w:rPr>
-          <w:rFonts w:ascii="맑은 고딕" w:cs="맑은 고딕" w:eastAsia="맑은 고딕" w:hAnsi="맑은 고딕"/>
-          <w:b/>
-          <w:bCs/>
-          <w:color w:val="1F1B2E"/>
-          <w:sz w:val="24"/>
-          <w:szCs w:val="24"/>
-        </w:rPr>
-        <w:t xml:space="preserve">[Gemini 열기]</w:t>
-      </w:r>
-      <w:r>
-        <w:rPr>
-          <w:rFonts w:ascii="맑은 고딕" w:cs="맑은 고딕" w:eastAsia="맑은 고딕" w:hAnsi="맑은 고딕"/>
-          <w:b w:val="false"/>
-          <w:bCs w:val="false"/>
-          <w:sz w:val="24"/>
-          <w:szCs w:val="24"/>
-        </w:rPr>
-        <w:t xml:space="preserve">(또는 Grok 열기)를 눌러요. 웹사이트가 열려요.</w:t>
-      </w:r>
-    </w:p>
-    <w:p>
-      <w:pPr>
-        <w:pStyle w:val="ListParagraph"/>
-        <w:numPr>
-          <w:ilvl w:val="0"/>
-          <w:numId w:val="9"/>
-        </w:numPr>
-        <w:spacing w:after="120" w:line="360"/>
-      </w:pPr>
-      <w:r>
-        <w:rPr>
-          <w:rFonts w:ascii="맑은 고딕" w:cs="맑은 고딕" w:eastAsia="맑은 고딕" w:hAnsi="맑은 고딕"/>
-          <w:b w:val="false"/>
-          <w:bCs w:val="false"/>
-          <w:sz w:val="24"/>
-          <w:szCs w:val="24"/>
-        </w:rPr>
-        <w:t xml:space="preserve">입력 칸에 </w:t>
-      </w:r>
-      <w:r>
-        <w:rPr>
-          <w:rFonts w:ascii="맑은 고딕" w:cs="맑은 고딕" w:eastAsia="맑은 고딕" w:hAnsi="맑은 고딕"/>
-          <w:b/>
-          <w:bCs/>
-          <w:color w:val="1F1B2E"/>
-          <w:sz w:val="24"/>
-          <w:szCs w:val="24"/>
-        </w:rPr>
-        <w:t xml:space="preserve">붙여넣고</w:t>
-      </w:r>
-      <w:r>
-        <w:rPr>
-          <w:rFonts w:ascii="맑은 고딕" w:cs="맑은 고딕" w:eastAsia="맑은 고딕" w:hAnsi="맑은 고딕"/>
-          <w:b w:val="false"/>
-          <w:bCs w:val="false"/>
-          <w:sz w:val="24"/>
-          <w:szCs w:val="24"/>
-        </w:rPr>
-        <w:t xml:space="preserve">(Ctrl 을 누른 채 V) 만들기를 눌러요. 그림이 필요하면 [이미지 복사] 후 붙여넣어요.</w:t>
-      </w:r>
-    </w:p>
-    <w:p>
-      <w:pPr>
-        <w:pStyle w:val="ListParagraph"/>
-        <w:numPr>
-          <w:ilvl w:val="0"/>
-          <w:numId w:val="9"/>
-        </w:numPr>
-        <w:spacing w:after="120" w:line="360"/>
-      </w:pPr>
-      <w:r>
-        <w:rPr>
-          <w:rFonts w:ascii="맑은 고딕" w:cs="맑은 고딕" w:eastAsia="맑은 고딕" w:hAnsi="맑은 고딕"/>
-          <w:b w:val="false"/>
-          <w:bCs w:val="false"/>
-          <w:sz w:val="24"/>
-          <w:szCs w:val="24"/>
-        </w:rPr>
-        <w:t xml:space="preserve">다 만들어지면 </w:t>
-      </w:r>
-      <w:r>
-        <w:rPr>
-          <w:rFonts w:ascii="맑은 고딕" w:cs="맑은 고딕" w:eastAsia="맑은 고딕" w:hAnsi="맑은 고딕"/>
-          <w:b/>
-          <w:bCs/>
-          <w:color w:val="1F1B2E"/>
-          <w:sz w:val="24"/>
-          <w:szCs w:val="24"/>
-        </w:rPr>
-        <w:t xml:space="preserve">다운로드</w:t>
-      </w:r>
-      <w:r>
-        <w:rPr>
-          <w:rFonts w:ascii="맑은 고딕" w:cs="맑은 고딕" w:eastAsia="맑은 고딕" w:hAnsi="맑은 고딕"/>
-          <w:b w:val="false"/>
-          <w:bCs w:val="false"/>
-          <w:sz w:val="24"/>
-          <w:szCs w:val="24"/>
-        </w:rPr>
-        <w:t xml:space="preserve">를 눌러요. 프로그램이 알아서 가져가고 다음으로 넘어가요!</w:t>
-      </w:r>
-    </w:p>
-    <w:p>
-      <w:pPr>
-        <w:spacing w:after="60"/>
-      </w:pPr>
+        <w:t xml:space="preserve">▲ 2. 확인하기: 자막이 실제처럼 나와요. 줄을 누르면 고치는 버튼이 나와요</w:t>
+      </w:r>
     </w:p>
     <w:tbl>
       <w:tblPr>
@@ -7723,23 +7522,18 @@
                 <w:sz w:val="24"/>
                 <w:szCs w:val="24"/>
               </w:rPr>
-              <w:t xml:space="preserve">꿀팁 | 자동으로 안 가져가면?</w:t>
-            </w:r>
-          </w:p>
-          <w:p>
-            <w:pPr>
+              <w:t xml:space="preserve">꿀팁 | 조금 어긋났을 때 고치는 법</w:t>
+            </w:r>
+          </w:p>
+          <w:p>
+            <w:pPr>
+              <w:pStyle w:val="ListParagraph"/>
+              <w:numPr>
+                <w:ilvl w:val="0"/>
+                <w:numId w:val="2"/>
+              </w:numPr>
               <w:spacing w:after="60" w:line="340"/>
             </w:pPr>
-            <w:r>
-              <w:rPr>
-                <w:rFonts w:ascii="맑은 고딕" w:cs="맑은 고딕" w:eastAsia="맑은 고딕" w:hAnsi="맑은 고딕"/>
-                <w:b w:val="false"/>
-                <w:bCs w:val="false"/>
-                <w:sz w:val="22"/>
-                <w:szCs w:val="22"/>
-              </w:rPr>
-              <w:t xml:space="preserve">받은 파일을 노란 상자에 마우스로 끌어다 놓거나 </w:t>
-            </w:r>
             <w:r>
               <w:rPr>
                 <w:rFonts w:ascii="맑은 고딕" w:cs="맑은 고딕" w:eastAsia="맑은 고딕" w:hAnsi="맑은 고딕"/>
@@ -7749,7 +7543,7 @@
                 <w:sz w:val="22"/>
                 <w:szCs w:val="22"/>
               </w:rPr>
-              <w:t xml:space="preserve">[파일 직접 고르기]</w:t>
+              <w:t xml:space="preserve">한 줄만</w:t>
             </w:r>
             <w:r>
               <w:rPr>
@@ -7759,7 +7553,328 @@
                 <w:sz w:val="22"/>
                 <w:szCs w:val="22"/>
               </w:rPr>
+              <w:t xml:space="preserve"> 어긋나면: 목록에서 그 줄을 누르고 </w:t>
+            </w:r>
+            <w:r>
+              <w:rPr>
+                <w:rFonts w:ascii="맑은 고딕" w:cs="맑은 고딕" w:eastAsia="맑은 고딕" w:hAnsi="맑은 고딕"/>
+                <w:b/>
+                <w:bCs/>
+                <w:color w:val="1F1B2E"/>
+                <w:sz w:val="22"/>
+                <w:szCs w:val="22"/>
+              </w:rPr>
+              <w:t xml:space="preserve">[− 0.1초 (빨리)]</w:t>
+            </w:r>
+            <w:r>
+              <w:rPr>
+                <w:rFonts w:ascii="맑은 고딕" w:cs="맑은 고딕" w:eastAsia="맑은 고딕" w:hAnsi="맑은 고딕"/>
+                <w:b w:val="false"/>
+                <w:bCs w:val="false"/>
+                <w:sz w:val="22"/>
+                <w:szCs w:val="22"/>
+              </w:rPr>
+              <w:t xml:space="preserve"> 또는 </w:t>
+            </w:r>
+            <w:r>
+              <w:rPr>
+                <w:rFonts w:ascii="맑은 고딕" w:cs="맑은 고딕" w:eastAsia="맑은 고딕" w:hAnsi="맑은 고딕"/>
+                <w:b/>
+                <w:bCs/>
+                <w:color w:val="1F1B2E"/>
+                <w:sz w:val="22"/>
+                <w:szCs w:val="22"/>
+              </w:rPr>
+              <w:t xml:space="preserve">[+ 0.1초 (늦게)]</w:t>
+            </w:r>
+            <w:r>
+              <w:rPr>
+                <w:rFonts w:ascii="맑은 고딕" w:cs="맑은 고딕" w:eastAsia="맑은 고딕" w:hAnsi="맑은 고딕"/>
+                <w:b w:val="false"/>
+                <w:bCs w:val="false"/>
+                <w:sz w:val="22"/>
+                <w:szCs w:val="22"/>
+              </w:rPr>
+              <w:t xml:space="preserve">를 눌러요. 누를 때마다 그 줄을 바로 다시 들려줘요.</w:t>
+            </w:r>
+          </w:p>
+          <w:p>
+            <w:pPr>
+              <w:pStyle w:val="ListParagraph"/>
+              <w:numPr>
+                <w:ilvl w:val="0"/>
+                <w:numId w:val="2"/>
+              </w:numPr>
+              <w:spacing w:after="60" w:line="340"/>
+            </w:pPr>
+            <w:r>
+              <w:rPr>
+                <w:rFonts w:ascii="맑은 고딕" w:cs="맑은 고딕" w:eastAsia="맑은 고딕" w:hAnsi="맑은 고딕"/>
+                <w:b/>
+                <w:bCs/>
+                <w:color w:val="1F1B2E"/>
+                <w:sz w:val="22"/>
+                <w:szCs w:val="22"/>
+              </w:rPr>
+              <w:t xml:space="preserve">모든 줄이</w:t>
+            </w:r>
+            <w:r>
+              <w:rPr>
+                <w:rFonts w:ascii="맑은 고딕" w:cs="맑은 고딕" w:eastAsia="맑은 고딕" w:hAnsi="맑은 고딕"/>
+                <w:b w:val="false"/>
+                <w:bCs w:val="false"/>
+                <w:sz w:val="22"/>
+                <w:szCs w:val="22"/>
+              </w:rPr>
+              <w:t xml:space="preserve"> 조금씩 늦게 나오면 </w:t>
+            </w:r>
+            <w:r>
+              <w:rPr>
+                <w:rFonts w:ascii="맑은 고딕" w:cs="맑은 고딕" w:eastAsia="맑은 고딕" w:hAnsi="맑은 고딕"/>
+                <w:b/>
+                <w:bCs/>
+                <w:color w:val="1F1B2E"/>
+                <w:sz w:val="22"/>
+                <w:szCs w:val="22"/>
+              </w:rPr>
+              <w:t xml:space="preserve">[⏪ 자막이 늦어요]</w:t>
+            </w:r>
+            <w:r>
+              <w:rPr>
+                <w:rFonts w:ascii="맑은 고딕" w:cs="맑은 고딕" w:eastAsia="맑은 고딕" w:hAnsi="맑은 고딕"/>
+                <w:b w:val="false"/>
+                <w:bCs w:val="false"/>
+                <w:sz w:val="22"/>
+                <w:szCs w:val="22"/>
+              </w:rPr>
+              <w:t xml:space="preserve">, 빨리 나오면 </w:t>
+            </w:r>
+            <w:r>
+              <w:rPr>
+                <w:rFonts w:ascii="맑은 고딕" w:cs="맑은 고딕" w:eastAsia="맑은 고딕" w:hAnsi="맑은 고딕"/>
+                <w:b/>
+                <w:bCs/>
+                <w:color w:val="1F1B2E"/>
+                <w:sz w:val="22"/>
+                <w:szCs w:val="22"/>
+              </w:rPr>
+              <w:t xml:space="preserve">[⏩ 자막이 빨라요]</w:t>
+            </w:r>
+            <w:r>
+              <w:rPr>
+                <w:rFonts w:ascii="맑은 고딕" w:cs="맑은 고딕" w:eastAsia="맑은 고딕" w:hAnsi="맑은 고딕"/>
+                <w:b w:val="false"/>
+                <w:bCs w:val="false"/>
+                <w:sz w:val="22"/>
+                <w:szCs w:val="22"/>
+              </w:rPr>
               <w:t xml:space="preserve">를 눌러요.</w:t>
+            </w:r>
+          </w:p>
+          <w:p>
+            <w:pPr>
+              <w:pStyle w:val="ListParagraph"/>
+              <w:numPr>
+                <w:ilvl w:val="0"/>
+                <w:numId w:val="2"/>
+              </w:numPr>
+              <w:spacing w:after="60" w:line="340"/>
+            </w:pPr>
+            <w:r>
+              <w:rPr>
+                <w:rFonts w:ascii="맑은 고딕" w:cs="맑은 고딕" w:eastAsia="맑은 고딕" w:hAnsi="맑은 고딕"/>
+                <w:b w:val="false"/>
+                <w:bCs w:val="false"/>
+                <w:sz w:val="22"/>
+                <w:szCs w:val="22"/>
+              </w:rPr>
+              <w:t xml:space="preserve">어떤 줄부터 다시 하고 싶으면 그 줄을 누르고 </w:t>
+            </w:r>
+            <w:r>
+              <w:rPr>
+                <w:rFonts w:ascii="맑은 고딕" w:cs="맑은 고딕" w:eastAsia="맑은 고딕" w:hAnsi="맑은 고딕"/>
+                <w:b/>
+                <w:bCs/>
+                <w:color w:val="1F1B2E"/>
+                <w:sz w:val="22"/>
+                <w:szCs w:val="22"/>
+              </w:rPr>
+              <w:t xml:space="preserve">[🎤 이 줄부터 다시 맞추기]</w:t>
+            </w:r>
+            <w:r>
+              <w:rPr>
+                <w:rFonts w:ascii="맑은 고딕" w:cs="맑은 고딕" w:eastAsia="맑은 고딕" w:hAnsi="맑은 고딕"/>
+                <w:b w:val="false"/>
+                <w:bCs w:val="false"/>
+                <w:sz w:val="22"/>
+                <w:szCs w:val="22"/>
+              </w:rPr>
+              <w:t xml:space="preserve">를 눌러요.</w:t>
+            </w:r>
+          </w:p>
+          <w:p>
+            <w:pPr>
+              <w:pStyle w:val="ListParagraph"/>
+              <w:numPr>
+                <w:ilvl w:val="0"/>
+                <w:numId w:val="2"/>
+              </w:numPr>
+              <w:spacing w:after="60" w:line="340"/>
+            </w:pPr>
+            <w:r>
+              <w:rPr>
+                <w:rFonts w:ascii="맑은 고딕" w:cs="맑은 고딕" w:eastAsia="맑은 고딕" w:hAnsi="맑은 고딕"/>
+                <w:b w:val="false"/>
+                <w:bCs w:val="false"/>
+                <w:sz w:val="22"/>
+                <w:szCs w:val="22"/>
+              </w:rPr>
+              <w:t xml:space="preserve">목록의 </w:t>
+            </w:r>
+            <w:r>
+              <w:rPr>
+                <w:rFonts w:ascii="맑은 고딕" w:cs="맑은 고딕" w:eastAsia="맑은 고딕" w:hAnsi="맑은 고딕"/>
+                <w:b/>
+                <w:bCs/>
+                <w:color w:val="1F1B2E"/>
+                <w:sz w:val="22"/>
+                <w:szCs w:val="22"/>
+              </w:rPr>
+              <w:t xml:space="preserve">✔ 맞춤</w:t>
+            </w:r>
+            <w:r>
+              <w:rPr>
+                <w:rFonts w:ascii="맑은 고딕" w:cs="맑은 고딕" w:eastAsia="맑은 고딕" w:hAnsi="맑은 고딕"/>
+                <w:b w:val="false"/>
+                <w:bCs w:val="false"/>
+                <w:sz w:val="22"/>
+                <w:szCs w:val="22"/>
+              </w:rPr>
+              <w:t xml:space="preserve">은 내가 맞춘 줄, </w:t>
+            </w:r>
+            <w:r>
+              <w:rPr>
+                <w:rFonts w:ascii="맑은 고딕" w:cs="맑은 고딕" w:eastAsia="맑은 고딕" w:hAnsi="맑은 고딕"/>
+                <w:b/>
+                <w:bCs/>
+                <w:color w:val="1F1B2E"/>
+                <w:sz w:val="22"/>
+                <w:szCs w:val="22"/>
+              </w:rPr>
+              <w:t xml:space="preserve">예상</w:t>
+            </w:r>
+            <w:r>
+              <w:rPr>
+                <w:rFonts w:ascii="맑은 고딕" w:cs="맑은 고딕" w:eastAsia="맑은 고딕" w:hAnsi="맑은 고딕"/>
+                <w:b w:val="false"/>
+                <w:bCs w:val="false"/>
+                <w:sz w:val="22"/>
+                <w:szCs w:val="22"/>
+              </w:rPr>
+              <w:t xml:space="preserve">은 프로그램이 짐작한 줄이에요.</w:t>
+            </w:r>
+          </w:p>
+          <w:p>
+            <w:pPr>
+              <w:pStyle w:val="ListParagraph"/>
+              <w:numPr>
+                <w:ilvl w:val="0"/>
+                <w:numId w:val="2"/>
+              </w:numPr>
+              <w:spacing w:after="60" w:line="340"/>
+            </w:pPr>
+            <w:r>
+              <w:rPr>
+                <w:rFonts w:ascii="맑은 고딕" w:cs="맑은 고딕" w:eastAsia="맑은 고딕" w:hAnsi="맑은 고딕"/>
+                <w:b w:val="false"/>
+                <w:bCs w:val="false"/>
+                <w:sz w:val="22"/>
+                <w:szCs w:val="22"/>
+              </w:rPr>
+              <w:t xml:space="preserve">노래가 빨라서 어려우면 속도를 </w:t>
+            </w:r>
+            <w:r>
+              <w:rPr>
+                <w:rFonts w:ascii="맑은 고딕" w:cs="맑은 고딕" w:eastAsia="맑은 고딕" w:hAnsi="맑은 고딕"/>
+                <w:b/>
+                <w:bCs/>
+                <w:color w:val="1F1B2E"/>
+                <w:sz w:val="22"/>
+                <w:szCs w:val="22"/>
+              </w:rPr>
+              <w:t xml:space="preserve">0.75배</w:t>
+            </w:r>
+            <w:r>
+              <w:rPr>
+                <w:rFonts w:ascii="맑은 고딕" w:cs="맑은 고딕" w:eastAsia="맑은 고딕" w:hAnsi="맑은 고딕"/>
+                <w:b w:val="false"/>
+                <w:bCs w:val="false"/>
+                <w:sz w:val="22"/>
+                <w:szCs w:val="22"/>
+              </w:rPr>
+              <w:t xml:space="preserve">나 </w:t>
+            </w:r>
+            <w:r>
+              <w:rPr>
+                <w:rFonts w:ascii="맑은 고딕" w:cs="맑은 고딕" w:eastAsia="맑은 고딕" w:hAnsi="맑은 고딕"/>
+                <w:b/>
+                <w:bCs/>
+                <w:color w:val="1F1B2E"/>
+                <w:sz w:val="22"/>
+                <w:szCs w:val="22"/>
+              </w:rPr>
+              <w:t xml:space="preserve">0.5배</w:t>
+            </w:r>
+            <w:r>
+              <w:rPr>
+                <w:rFonts w:ascii="맑은 고딕" w:cs="맑은 고딕" w:eastAsia="맑은 고딕" w:hAnsi="맑은 고딕"/>
+                <w:b w:val="false"/>
+                <w:bCs w:val="false"/>
+                <w:sz w:val="22"/>
+                <w:szCs w:val="22"/>
+              </w:rPr>
+              <w:t xml:space="preserve">로 바꿔요.</w:t>
+            </w:r>
+          </w:p>
+          <w:p>
+            <w:pPr>
+              <w:pStyle w:val="ListParagraph"/>
+              <w:numPr>
+                <w:ilvl w:val="0"/>
+                <w:numId w:val="2"/>
+              </w:numPr>
+              <w:spacing w:after="60" w:line="340"/>
+            </w:pPr>
+            <w:r>
+              <w:rPr>
+                <w:rFonts w:ascii="맑은 고딕" w:cs="맑은 고딕" w:eastAsia="맑은 고딕" w:hAnsi="맑은 고딕"/>
+                <w:b w:val="false"/>
+                <w:bCs w:val="false"/>
+                <w:sz w:val="22"/>
+                <w:szCs w:val="22"/>
+              </w:rPr>
+              <w:t xml:space="preserve">하기 싫으면 </w:t>
+            </w:r>
+            <w:r>
+              <w:rPr>
+                <w:rFonts w:ascii="맑은 고딕" w:cs="맑은 고딕" w:eastAsia="맑은 고딕" w:hAnsi="맑은 고딕"/>
+                <w:b/>
+                <w:bCs/>
+                <w:color w:val="1F1B2E"/>
+                <w:sz w:val="22"/>
+                <w:szCs w:val="22"/>
+              </w:rPr>
+              <w:t xml:space="preserve">[자동 추정으로 계속 ▶]</w:t>
+            </w:r>
+            <w:r>
+              <w:rPr>
+                <w:rFonts w:ascii="맑은 고딕" w:cs="맑은 고딕" w:eastAsia="맑은 고딕" w:hAnsi="맑은 고딕"/>
+                <w:b w:val="false"/>
+                <w:bCs w:val="false"/>
+                <w:sz w:val="22"/>
+                <w:szCs w:val="22"/>
+              </w:rPr>
+              <w:t xml:space="preserve">을 눌러도 돼요. 대신 자막이 노래랑 조금 어긋날 수 있어요.</w:t>
             </w:r>
           </w:p>
         </w:tc>
@@ -7793,7 +7908,7 @@
           <w:sz w:val="28"/>
           <w:szCs w:val="28"/>
         </w:rPr>
-        <w:t xml:space="preserve">AI 가 잠깐 쉬는 시간 (사용 한도)</w:t>
+        <w:t xml:space="preserve">"도와주세요" 상자가 나오면 (도우미 모드)</w:t>
       </w:r>
     </w:p>
     <w:p>
@@ -7808,7 +7923,7 @@
           <w:sz w:val="24"/>
           <w:szCs w:val="24"/>
         </w:rPr>
-        <w:t xml:space="preserve">AI 구독에는 쓸 수 있는 양이 정해져 있어요. 다 쓰면 "사용량 한도에 걸려서 기다리는 중"이라고 나와요. 걱정 마세요! 정해진 시간(처음 설정은 20분)이 지나면 프로그램이 </w:t>
+        <w:t xml:space="preserve">웹사이트에서만 만들 수 있는 그림이나 영상은 프로그램이 나에게 부탁해요. 노란 </w:t>
       </w:r>
       <w:r>
         <w:rPr>
@@ -7819,94 +7934,17 @@
           <w:sz w:val="24"/>
           <w:szCs w:val="24"/>
         </w:rPr>
-        <w:t xml:space="preserve">알아서 다시 시작</w:t>
-      </w:r>
-      <w:r>
-        <w:rPr>
-          <w:rFonts w:ascii="맑은 고딕" w:cs="맑은 고딕" w:eastAsia="맑은 고딕" w:hAnsi="맑은 고딕"/>
-          <w:b w:val="false"/>
-          <w:bCs w:val="false"/>
-          <w:sz w:val="24"/>
-          <w:szCs w:val="24"/>
-        </w:rPr>
-        <w:t xml:space="preserve">해요. 컴퓨터를 켜 두기만 하면 돼요.</w:t>
-      </w:r>
-    </w:p>
-    <w:p>
-      <w:pPr>
-        <w:keepNext/>
-        <w:pBdr>
-          <w:bottom w:val="single" w:color="6D28D9" w:sz="12" w:space="6"/>
-        </w:pBdr>
-        <w:spacing w:after="200" w:before="520"/>
-      </w:pPr>
-      <w:r>
-        <w:rPr>
-          <w:rFonts w:ascii="맑은 고딕" w:cs="맑은 고딕" w:eastAsia="맑은 고딕" w:hAnsi="맑은 고딕"/>
-          <w:b/>
-          <w:bCs/>
-          <w:color w:val="6D28D9"/>
-          <w:sz w:val="36"/>
-          <w:szCs w:val="36"/>
-        </w:rPr>
-        <w:t xml:space="preserve">10장. 완성! 보고 고치기</w:t>
-      </w:r>
-    </w:p>
-    <w:p>
-      <w:pPr>
-        <w:spacing w:after="160" w:line="380"/>
-      </w:pPr>
-      <w:r>
-        <w:rPr>
-          <w:rFonts w:ascii="맑은 고딕" w:cs="맑은 고딕" w:eastAsia="맑은 고딕" w:hAnsi="맑은 고딕"/>
-          <w:b w:val="false"/>
-          <w:bCs w:val="false"/>
-          <w:sz w:val="24"/>
-          <w:szCs w:val="24"/>
-        </w:rPr>
-        <w:t xml:space="preserve">여섯 단계가 모두 초록색이 되면 완성이에요. </w:t>
-      </w:r>
-      <w:r>
-        <w:rPr>
-          <w:rFonts w:ascii="맑은 고딕" w:cs="맑은 고딕" w:eastAsia="맑은 고딕" w:hAnsi="맑은 고딕"/>
-          <w:b/>
-          <w:bCs/>
-          <w:color w:val="1F1B2E"/>
-          <w:sz w:val="24"/>
-          <w:szCs w:val="24"/>
-        </w:rPr>
-        <w:t xml:space="preserve">[완성 영상]</w:t>
-      </w:r>
-      <w:r>
-        <w:rPr>
-          <w:rFonts w:ascii="맑은 고딕" w:cs="맑은 고딕" w:eastAsia="맑은 고딕" w:hAnsi="맑은 고딕"/>
-          <w:b w:val="false"/>
-          <w:bCs w:val="false"/>
-          <w:sz w:val="24"/>
-          <w:szCs w:val="24"/>
-        </w:rPr>
-        <w:t xml:space="preserve"> 탭에서 재생해 보세요. </w:t>
-      </w:r>
-      <w:r>
-        <w:rPr>
-          <w:rFonts w:ascii="맑은 고딕" w:cs="맑은 고딕" w:eastAsia="맑은 고딕" w:hAnsi="맑은 고딕"/>
-          <w:b/>
-          <w:bCs/>
-          <w:color w:val="1F1B2E"/>
-          <w:sz w:val="24"/>
-          <w:szCs w:val="24"/>
-        </w:rPr>
-        <w:t xml:space="preserve">[파일 위치 열기]</w:t>
-      </w:r>
-      <w:r>
-        <w:rPr>
-          <w:rFonts w:ascii="맑은 고딕" w:cs="맑은 고딕" w:eastAsia="맑은 고딕" w:hAnsi="맑은 고딕"/>
-          <w:b w:val="false"/>
-          <w:bCs w:val="false"/>
-          <w:sz w:val="24"/>
-          <w:szCs w:val="24"/>
-        </w:rPr>
-        <w:t xml:space="preserve">를 누르면 영상 파일이 있는 폴더가 열려요.</w:t>
+        <w:t xml:space="preserve">"도와주세요"</w:t>
+      </w:r>
+      <w:r>
+        <w:rPr>
+          <w:rFonts w:ascii="맑은 고딕" w:cs="맑은 고딕" w:eastAsia="맑은 고딕" w:hAnsi="맑은 고딕"/>
+          <w:b w:val="false"/>
+          <w:bCs w:val="false"/>
+          <w:sz w:val="24"/>
+          <w:szCs w:val="24"/>
+        </w:rPr>
+        <w:t xml:space="preserve"> 상자가 나오면 네 가지만 하면 돼요.</w:t>
       </w:r>
     </w:p>
     <w:p>
@@ -7918,7 +7956,7 @@
       <w:r>
         <w:drawing>
           <wp:inline distT="0" distB="0" distL="0" distR="0">
-            <wp:extent cx="5400675" cy="4400550"/>
+            <wp:extent cx="5762625" cy="1666875"/>
             <wp:effectExtent t="0" r="0" b="0" l="0"/>
             <wp:docPr id="1" name="" descr="" title=""/>
             <wp:cNvGraphicFramePr>
@@ -7943,7 +7981,7 @@
                   <pic:spPr bwMode="auto">
                     <a:xfrm>
                       <a:off x="0" y="0"/>
-                      <a:ext cx="5400675" cy="4400550"/>
+                      <a:ext cx="5762625" cy="1666875"/>
                     </a:xfrm>
                     <a:prstGeom prst="rect">
                       <a:avLst/>
@@ -7970,8 +8008,157 @@
           <w:sz w:val="20"/>
           <w:szCs w:val="20"/>
         </w:rPr>
-        <w:t xml:space="preserve">▲ 완성 영상 탭</w:t>
-      </w:r>
+        <w:t xml:space="preserve">▲ "도와주세요" 상자</w:t>
+      </w:r>
+    </w:p>
+    <w:p>
+      <w:pPr>
+        <w:pStyle w:val="ListParagraph"/>
+        <w:numPr>
+          <w:ilvl w:val="0"/>
+          <w:numId w:val="9"/>
+        </w:numPr>
+        <w:spacing w:after="120" w:line="360"/>
+      </w:pPr>
+      <w:r>
+        <w:rPr>
+          <w:rFonts w:ascii="맑은 고딕" w:cs="맑은 고딕" w:eastAsia="맑은 고딕" w:hAnsi="맑은 고딕"/>
+          <w:b/>
+          <w:bCs/>
+          <w:color w:val="1F1B2E"/>
+          <w:sz w:val="24"/>
+          <w:szCs w:val="24"/>
+        </w:rPr>
+        <w:t xml:space="preserve">[프롬프트 복사]</w:t>
+      </w:r>
+      <w:r>
+        <w:rPr>
+          <w:rFonts w:ascii="맑은 고딕" w:cs="맑은 고딕" w:eastAsia="맑은 고딕" w:hAnsi="맑은 고딕"/>
+          <w:b w:val="false"/>
+          <w:bCs w:val="false"/>
+          <w:sz w:val="24"/>
+          <w:szCs w:val="24"/>
+        </w:rPr>
+        <w:t xml:space="preserve">를 눌러요. AI 에게 줄 "주문서"가 복사돼요.</w:t>
+      </w:r>
+    </w:p>
+    <w:p>
+      <w:pPr>
+        <w:pStyle w:val="ListParagraph"/>
+        <w:numPr>
+          <w:ilvl w:val="0"/>
+          <w:numId w:val="9"/>
+        </w:numPr>
+        <w:spacing w:after="120" w:line="360"/>
+      </w:pPr>
+      <w:r>
+        <w:rPr>
+          <w:rFonts w:ascii="맑은 고딕" w:cs="맑은 고딕" w:eastAsia="맑은 고딕" w:hAnsi="맑은 고딕"/>
+          <w:b/>
+          <w:bCs/>
+          <w:color w:val="1F1B2E"/>
+          <w:sz w:val="24"/>
+          <w:szCs w:val="24"/>
+        </w:rPr>
+        <w:t xml:space="preserve">[Gemini 열기]</w:t>
+      </w:r>
+      <w:r>
+        <w:rPr>
+          <w:rFonts w:ascii="맑은 고딕" w:cs="맑은 고딕" w:eastAsia="맑은 고딕" w:hAnsi="맑은 고딕"/>
+          <w:b w:val="false"/>
+          <w:bCs w:val="false"/>
+          <w:sz w:val="24"/>
+          <w:szCs w:val="24"/>
+        </w:rPr>
+        <w:t xml:space="preserve">(또는 Grok 열기)를 눌러요. 웹사이트가 열려요.</w:t>
+      </w:r>
+    </w:p>
+    <w:p>
+      <w:pPr>
+        <w:pStyle w:val="ListParagraph"/>
+        <w:numPr>
+          <w:ilvl w:val="0"/>
+          <w:numId w:val="9"/>
+        </w:numPr>
+        <w:spacing w:after="120" w:line="360"/>
+      </w:pPr>
+      <w:r>
+        <w:rPr>
+          <w:rFonts w:ascii="맑은 고딕" w:cs="맑은 고딕" w:eastAsia="맑은 고딕" w:hAnsi="맑은 고딕"/>
+          <w:b w:val="false"/>
+          <w:bCs w:val="false"/>
+          <w:sz w:val="24"/>
+          <w:szCs w:val="24"/>
+        </w:rPr>
+        <w:t xml:space="preserve">입력 칸에 </w:t>
+      </w:r>
+      <w:r>
+        <w:rPr>
+          <w:rFonts w:ascii="맑은 고딕" w:cs="맑은 고딕" w:eastAsia="맑은 고딕" w:hAnsi="맑은 고딕"/>
+          <w:b/>
+          <w:bCs/>
+          <w:color w:val="1F1B2E"/>
+          <w:sz w:val="24"/>
+          <w:szCs w:val="24"/>
+        </w:rPr>
+        <w:t xml:space="preserve">붙여넣고</w:t>
+      </w:r>
+      <w:r>
+        <w:rPr>
+          <w:rFonts w:ascii="맑은 고딕" w:cs="맑은 고딕" w:eastAsia="맑은 고딕" w:hAnsi="맑은 고딕"/>
+          <w:b w:val="false"/>
+          <w:bCs w:val="false"/>
+          <w:sz w:val="24"/>
+          <w:szCs w:val="24"/>
+        </w:rPr>
+        <w:t xml:space="preserve">(Ctrl 을 누른 채 V) 만들기를 눌러요. 그림이 필요하면 [이미지 복사] 후 붙여넣어요.</w:t>
+      </w:r>
+    </w:p>
+    <w:p>
+      <w:pPr>
+        <w:pStyle w:val="ListParagraph"/>
+        <w:numPr>
+          <w:ilvl w:val="0"/>
+          <w:numId w:val="9"/>
+        </w:numPr>
+        <w:spacing w:after="120" w:line="360"/>
+      </w:pPr>
+      <w:r>
+        <w:rPr>
+          <w:rFonts w:ascii="맑은 고딕" w:cs="맑은 고딕" w:eastAsia="맑은 고딕" w:hAnsi="맑은 고딕"/>
+          <w:b w:val="false"/>
+          <w:bCs w:val="false"/>
+          <w:sz w:val="24"/>
+          <w:szCs w:val="24"/>
+        </w:rPr>
+        <w:t xml:space="preserve">다 만들어지면 </w:t>
+      </w:r>
+      <w:r>
+        <w:rPr>
+          <w:rFonts w:ascii="맑은 고딕" w:cs="맑은 고딕" w:eastAsia="맑은 고딕" w:hAnsi="맑은 고딕"/>
+          <w:b/>
+          <w:bCs/>
+          <w:color w:val="1F1B2E"/>
+          <w:sz w:val="24"/>
+          <w:szCs w:val="24"/>
+        </w:rPr>
+        <w:t xml:space="preserve">다운로드</w:t>
+      </w:r>
+      <w:r>
+        <w:rPr>
+          <w:rFonts w:ascii="맑은 고딕" w:cs="맑은 고딕" w:eastAsia="맑은 고딕" w:hAnsi="맑은 고딕"/>
+          <w:b w:val="false"/>
+          <w:bCs w:val="false"/>
+          <w:sz w:val="24"/>
+          <w:szCs w:val="24"/>
+        </w:rPr>
+        <w:t xml:space="preserve">를 눌러요. 프로그램이 알아서 가져가고 다음으로 넘어가요!</w:t>
+      </w:r>
+    </w:p>
+    <w:p>
+      <w:pPr>
+        <w:spacing w:after="60"/>
+      </w:pPr>
     </w:p>
     <w:tbl>
       <w:tblPr>
@@ -7986,293 +8173,79 @@
         </w:tblBorders>
       </w:tblPr>
       <w:tblGrid>
-        <w:gridCol w:w="3662"/>
-        <w:gridCol w:w="5976"/>
+        <w:gridCol w:w="9638"/>
       </w:tblGrid>
       <w:tr>
         <w:trPr>
           <w:cantSplit/>
-          <w:tblHeader/>
-          <w:trHeight w:val="420" w:hRule="atLeast"/>
         </w:trPr>
         <w:tc>
           <w:tcPr>
-            <w:tcW w:type="dxa" w:w="3662"/>
-            <w:tcBorders>
-              <w:top w:val="single" w:color="DDD6F3" w:sz="4"/>
-              <w:left w:val="single" w:color="DDD6F3" w:sz="4"/>
-              <w:bottom w:val="single" w:color="DDD6F3" w:sz="4"/>
-              <w:right w:val="single" w:color="DDD6F3" w:sz="4"/>
-            </w:tcBorders>
-            <w:shd w:fill="6D28D9" w:color="auto" w:val="clear"/>
-            <w:tcMar>
-              <w:top w:type="dxa" w:w="90"/>
-              <w:left w:type="dxa" w:w="120"/>
-              <w:bottom w:type="dxa" w:w="90"/>
-              <w:right w:type="dxa" w:w="120"/>
-            </w:tcMar>
-          </w:tcPr>
-          <w:p>
-            <w:pPr>
-              <w:jc w:val="left"/>
+            <w:tcW w:type="dxa" w:w="9638"/>
+            <w:tcBorders>
+              <w:top w:val="none" w:color="FFFFFF" w:sz="0"/>
+              <w:left w:val="single" w:color="16A34A" w:sz="36"/>
+              <w:bottom w:val="none" w:color="FFFFFF" w:sz="0"/>
+              <w:right w:val="none" w:color="FFFFFF" w:sz="0"/>
+            </w:tcBorders>
+            <w:shd w:fill="E8F7EE" w:color="auto" w:val="clear"/>
+            <w:tcMar>
+              <w:top w:type="dxa" w:w="140"/>
+              <w:left w:type="dxa" w:w="220"/>
+              <w:bottom w:type="dxa" w:w="140"/>
+              <w:right w:type="dxa" w:w="220"/>
+            </w:tcMar>
+          </w:tcPr>
+          <w:p>
+            <w:pPr>
+              <w:spacing w:after="100"/>
             </w:pPr>
             <w:r>
               <w:rPr>
                 <w:rFonts w:ascii="맑은 고딕" w:cs="맑은 고딕" w:eastAsia="맑은 고딕" w:hAnsi="맑은 고딕"/>
                 <w:b/>
                 <w:bCs/>
-                <w:color w:val="FFFFFF"/>
+                <w:color w:val="16A34A"/>
+                <w:sz w:val="24"/>
+                <w:szCs w:val="24"/>
+              </w:rPr>
+              <w:t xml:space="preserve">꿀팁 | 자동으로 안 가져가면?</w:t>
+            </w:r>
+          </w:p>
+          <w:p>
+            <w:pPr>
+              <w:spacing w:after="60" w:line="340"/>
+            </w:pPr>
+            <w:r>
+              <w:rPr>
+                <w:rFonts w:ascii="맑은 고딕" w:cs="맑은 고딕" w:eastAsia="맑은 고딕" w:hAnsi="맑은 고딕"/>
+                <w:b w:val="false"/>
+                <w:bCs w:val="false"/>
                 <w:sz w:val="22"/>
                 <w:szCs w:val="22"/>
               </w:rPr>
-              <w:t xml:space="preserve">폴더 안의 파일</w:t>
-            </w:r>
-          </w:p>
-        </w:tc>
-        <w:tc>
-          <w:tcPr>
-            <w:tcW w:type="dxa" w:w="5976"/>
-            <w:tcBorders>
-              <w:top w:val="single" w:color="DDD6F3" w:sz="4"/>
-              <w:left w:val="single" w:color="DDD6F3" w:sz="4"/>
-              <w:bottom w:val="single" w:color="DDD6F3" w:sz="4"/>
-              <w:right w:val="single" w:color="DDD6F3" w:sz="4"/>
-            </w:tcBorders>
-            <w:shd w:fill="6D28D9" w:color="auto" w:val="clear"/>
-            <w:tcMar>
-              <w:top w:type="dxa" w:w="90"/>
-              <w:left w:type="dxa" w:w="120"/>
-              <w:bottom w:type="dxa" w:w="90"/>
-              <w:right w:type="dxa" w:w="120"/>
-            </w:tcMar>
-          </w:tcPr>
-          <w:p>
-            <w:pPr>
-              <w:jc w:val="left"/>
-            </w:pPr>
+              <w:t xml:space="preserve">받은 파일을 노란 상자에 마우스로 끌어다 놓거나 </w:t>
+            </w:r>
             <w:r>
               <w:rPr>
                 <w:rFonts w:ascii="맑은 고딕" w:cs="맑은 고딕" w:eastAsia="맑은 고딕" w:hAnsi="맑은 고딕"/>
                 <w:b/>
                 <w:bCs/>
-                <w:color w:val="FFFFFF"/>
+                <w:color w:val="1F1B2E"/>
                 <w:sz w:val="22"/>
                 <w:szCs w:val="22"/>
               </w:rPr>
-              <w:t xml:space="preserve">무엇인가요?</w:t>
-            </w:r>
-          </w:p>
-        </w:tc>
-      </w:tr>
-      <w:tr>
-        <w:trPr>
-          <w:cantSplit/>
-        </w:trPr>
-        <w:tc>
-          <w:tcPr>
-            <w:tcW w:type="dxa" w:w="3662"/>
-            <w:tcBorders>
-              <w:top w:val="single" w:color="DDD6F3" w:sz="4"/>
-              <w:left w:val="single" w:color="DDD6F3" w:sz="4"/>
-              <w:bottom w:val="single" w:color="DDD6F3" w:sz="4"/>
-              <w:right w:val="single" w:color="DDD6F3" w:sz="4"/>
-            </w:tcBorders>
-            <w:shd w:fill="FFFFFF" w:color="auto" w:val="clear"/>
-            <w:tcMar>
-              <w:top w:type="dxa" w:w="90"/>
-              <w:left w:type="dxa" w:w="120"/>
-              <w:bottom w:type="dxa" w:w="90"/>
-              <w:right w:type="dxa" w:w="120"/>
-            </w:tcMar>
-          </w:tcPr>
-          <w:p>
-            <w:pPr>
-              <w:jc w:val="left"/>
-            </w:pPr>
-            <w:r>
-              <w:rPr>
-                <w:rFonts w:ascii="맑은 고딕" w:cs="맑은 고딕" w:eastAsia="맑은 고딕" w:hAnsi="맑은 고딕"/>
-                <w:b w:val="false"/>
-                <w:bCs w:val="false"/>
-                <w:sz w:val="21"/>
-                <w:szCs w:val="21"/>
-              </w:rPr>
-              <w:t xml:space="preserve">(제목).mp4</w:t>
-            </w:r>
-          </w:p>
-        </w:tc>
-        <w:tc>
-          <w:tcPr>
-            <w:tcW w:type="dxa" w:w="5976"/>
-            <w:tcBorders>
-              <w:top w:val="single" w:color="DDD6F3" w:sz="4"/>
-              <w:left w:val="single" w:color="DDD6F3" w:sz="4"/>
-              <w:bottom w:val="single" w:color="DDD6F3" w:sz="4"/>
-              <w:right w:val="single" w:color="DDD6F3" w:sz="4"/>
-            </w:tcBorders>
-            <w:shd w:fill="FFFFFF" w:color="auto" w:val="clear"/>
-            <w:tcMar>
-              <w:top w:type="dxa" w:w="90"/>
-              <w:left w:type="dxa" w:w="120"/>
-              <w:bottom w:type="dxa" w:w="90"/>
-              <w:right w:type="dxa" w:w="120"/>
-            </w:tcMar>
-          </w:tcPr>
-          <w:p>
-            <w:pPr>
-              <w:jc w:val="left"/>
-            </w:pPr>
-            <w:r>
-              <w:rPr>
-                <w:rFonts w:ascii="맑은 고딕" w:cs="맑은 고딕" w:eastAsia="맑은 고딕" w:hAnsi="맑은 고딕"/>
-                <w:b w:val="false"/>
-                <w:bCs w:val="false"/>
-                <w:sz w:val="21"/>
-                <w:szCs w:val="21"/>
-              </w:rPr>
-              <w:t xml:space="preserve">완성된 뮤직비디오</w:t>
-            </w:r>
-          </w:p>
-        </w:tc>
-      </w:tr>
-      <w:tr>
-        <w:trPr>
-          <w:cantSplit/>
-        </w:trPr>
-        <w:tc>
-          <w:tcPr>
-            <w:tcW w:type="dxa" w:w="3662"/>
-            <w:tcBorders>
-              <w:top w:val="single" w:color="DDD6F3" w:sz="4"/>
-              <w:left w:val="single" w:color="DDD6F3" w:sz="4"/>
-              <w:bottom w:val="single" w:color="DDD6F3" w:sz="4"/>
-              <w:right w:val="single" w:color="DDD6F3" w:sz="4"/>
-            </w:tcBorders>
-            <w:shd w:fill="FAF8FF" w:color="auto" w:val="clear"/>
-            <w:tcMar>
-              <w:top w:type="dxa" w:w="90"/>
-              <w:left w:type="dxa" w:w="120"/>
-              <w:bottom w:type="dxa" w:w="90"/>
-              <w:right w:type="dxa" w:w="120"/>
-            </w:tcMar>
-          </w:tcPr>
-          <w:p>
-            <w:pPr>
-              <w:jc w:val="left"/>
-            </w:pPr>
-            <w:r>
-              <w:rPr>
-                <w:rFonts w:ascii="맑은 고딕" w:cs="맑은 고딕" w:eastAsia="맑은 고딕" w:hAnsi="맑은 고딕"/>
-                <w:b w:val="false"/>
-                <w:bCs w:val="false"/>
-                <w:sz w:val="21"/>
-                <w:szCs w:val="21"/>
-              </w:rPr>
-              <w:t xml:space="preserve">lyrics.srt, lyrics.lrc</w:t>
-            </w:r>
-          </w:p>
-        </w:tc>
-        <w:tc>
-          <w:tcPr>
-            <w:tcW w:type="dxa" w:w="5976"/>
-            <w:tcBorders>
-              <w:top w:val="single" w:color="DDD6F3" w:sz="4"/>
-              <w:left w:val="single" w:color="DDD6F3" w:sz="4"/>
-              <w:bottom w:val="single" w:color="DDD6F3" w:sz="4"/>
-              <w:right w:val="single" w:color="DDD6F3" w:sz="4"/>
-            </w:tcBorders>
-            <w:shd w:fill="FAF8FF" w:color="auto" w:val="clear"/>
-            <w:tcMar>
-              <w:top w:type="dxa" w:w="90"/>
-              <w:left w:type="dxa" w:w="120"/>
-              <w:bottom w:type="dxa" w:w="90"/>
-              <w:right w:type="dxa" w:w="120"/>
-            </w:tcMar>
-          </w:tcPr>
-          <w:p>
-            <w:pPr>
-              <w:jc w:val="left"/>
-            </w:pPr>
-            <w:r>
-              <w:rPr>
-                <w:rFonts w:ascii="맑은 고딕" w:cs="맑은 고딕" w:eastAsia="맑은 고딕" w:hAnsi="맑은 고딕"/>
-                <w:b w:val="false"/>
-                <w:bCs w:val="false"/>
-                <w:sz w:val="21"/>
-                <w:szCs w:val="21"/>
-              </w:rPr>
-              <w:t xml:space="preserve">가사 자막 파일 (유튜브에 올릴 때 쓸 수 있어요)</w:t>
-            </w:r>
-          </w:p>
-        </w:tc>
-      </w:tr>
-      <w:tr>
-        <w:trPr>
-          <w:cantSplit/>
-        </w:trPr>
-        <w:tc>
-          <w:tcPr>
-            <w:tcW w:type="dxa" w:w="3662"/>
-            <w:tcBorders>
-              <w:top w:val="single" w:color="DDD6F3" w:sz="4"/>
-              <w:left w:val="single" w:color="DDD6F3" w:sz="4"/>
-              <w:bottom w:val="single" w:color="DDD6F3" w:sz="4"/>
-              <w:right w:val="single" w:color="DDD6F3" w:sz="4"/>
-            </w:tcBorders>
-            <w:shd w:fill="FFFFFF" w:color="auto" w:val="clear"/>
-            <w:tcMar>
-              <w:top w:type="dxa" w:w="90"/>
-              <w:left w:type="dxa" w:w="120"/>
-              <w:bottom w:type="dxa" w:w="90"/>
-              <w:right w:type="dxa" w:w="120"/>
-            </w:tcMar>
-          </w:tcPr>
-          <w:p>
-            <w:pPr>
-              <w:jc w:val="left"/>
-            </w:pPr>
-            <w:r>
-              <w:rPr>
-                <w:rFonts w:ascii="맑은 고딕" w:cs="맑은 고딕" w:eastAsia="맑은 고딕" w:hAnsi="맑은 고딕"/>
-                <w:b w:val="false"/>
-                <w:bCs w:val="false"/>
-                <w:sz w:val="21"/>
-                <w:szCs w:val="21"/>
-              </w:rPr>
-              <w:t xml:space="preserve">storyboard.md</w:t>
-            </w:r>
-          </w:p>
-        </w:tc>
-        <w:tc>
-          <w:tcPr>
-            <w:tcW w:type="dxa" w:w="5976"/>
-            <w:tcBorders>
-              <w:top w:val="single" w:color="DDD6F3" w:sz="4"/>
-              <w:left w:val="single" w:color="DDD6F3" w:sz="4"/>
-              <w:bottom w:val="single" w:color="DDD6F3" w:sz="4"/>
-              <w:right w:val="single" w:color="DDD6F3" w:sz="4"/>
-            </w:tcBorders>
-            <w:shd w:fill="FFFFFF" w:color="auto" w:val="clear"/>
-            <w:tcMar>
-              <w:top w:type="dxa" w:w="90"/>
-              <w:left w:type="dxa" w:w="120"/>
-              <w:bottom w:type="dxa" w:w="90"/>
-              <w:right w:type="dxa" w:w="120"/>
-            </w:tcMar>
-          </w:tcPr>
-          <w:p>
-            <w:pPr>
-              <w:jc w:val="left"/>
-            </w:pPr>
-            <w:r>
-              <w:rPr>
-                <w:rFonts w:ascii="맑은 고딕" w:cs="맑은 고딕" w:eastAsia="맑은 고딕" w:hAnsi="맑은 고딕"/>
-                <w:b w:val="false"/>
-                <w:bCs w:val="false"/>
-                <w:sz w:val="21"/>
-                <w:szCs w:val="21"/>
-              </w:rPr>
-              <w:t xml:space="preserve">이야기와 장면 설명서</w:t>
+              <w:t xml:space="preserve">[파일 직접 고르기]</w:t>
+            </w:r>
+            <w:r>
+              <w:rPr>
+                <w:rFonts w:ascii="맑은 고딕" w:cs="맑은 고딕" w:eastAsia="맑은 고딕" w:hAnsi="맑은 고딕"/>
+                <w:b w:val="false"/>
+                <w:bCs w:val="false"/>
+                <w:sz w:val="22"/>
+                <w:szCs w:val="22"/>
+              </w:rPr>
+              <w:t xml:space="preserve">를 눌러요.</w:t>
             </w:r>
           </w:p>
         </w:tc>
@@ -8280,7 +8253,7 @@
     </w:tbl>
     <w:p>
       <w:pPr>
-        <w:spacing w:after="200"/>
+        <w:spacing w:after="160"/>
       </w:pPr>
     </w:p>
     <w:p>
@@ -8306,7 +8279,120 @@
           <w:sz w:val="28"/>
           <w:szCs w:val="28"/>
         </w:rPr>
-        <w:t xml:space="preserve">마음에 안 드는 장면 고치기</w:t>
+        <w:t xml:space="preserve">AI 가 잠깐 쉬는 시간 (사용 한도)</w:t>
+      </w:r>
+    </w:p>
+    <w:p>
+      <w:pPr>
+        <w:spacing w:after="160" w:line="380"/>
+      </w:pPr>
+      <w:r>
+        <w:rPr>
+          <w:rFonts w:ascii="맑은 고딕" w:cs="맑은 고딕" w:eastAsia="맑은 고딕" w:hAnsi="맑은 고딕"/>
+          <w:b w:val="false"/>
+          <w:bCs w:val="false"/>
+          <w:sz w:val="24"/>
+          <w:szCs w:val="24"/>
+        </w:rPr>
+        <w:t xml:space="preserve">AI 구독에는 쓸 수 있는 양이 정해져 있어요. 다 쓰면 "사용량 한도에 걸려서 기다리는 중"이라고 나와요. 걱정 마세요! 정해진 시간(처음 설정은 20분)이 지나면 프로그램이 </w:t>
+      </w:r>
+      <w:r>
+        <w:rPr>
+          <w:rFonts w:ascii="맑은 고딕" w:cs="맑은 고딕" w:eastAsia="맑은 고딕" w:hAnsi="맑은 고딕"/>
+          <w:b/>
+          <w:bCs/>
+          <w:color w:val="1F1B2E"/>
+          <w:sz w:val="24"/>
+          <w:szCs w:val="24"/>
+        </w:rPr>
+        <w:t xml:space="preserve">알아서 다시 시작</w:t>
+      </w:r>
+      <w:r>
+        <w:rPr>
+          <w:rFonts w:ascii="맑은 고딕" w:cs="맑은 고딕" w:eastAsia="맑은 고딕" w:hAnsi="맑은 고딕"/>
+          <w:b w:val="false"/>
+          <w:bCs w:val="false"/>
+          <w:sz w:val="24"/>
+          <w:szCs w:val="24"/>
+        </w:rPr>
+        <w:t xml:space="preserve">해요. 컴퓨터를 켜 두기만 하면 돼요.</w:t>
+      </w:r>
+    </w:p>
+    <w:p>
+      <w:pPr>
+        <w:keepNext/>
+        <w:pBdr>
+          <w:bottom w:val="single" w:color="6D28D9" w:sz="12" w:space="6"/>
+        </w:pBdr>
+        <w:spacing w:after="200" w:before="520"/>
+      </w:pPr>
+      <w:r>
+        <w:rPr>
+          <w:rFonts w:ascii="맑은 고딕" w:cs="맑은 고딕" w:eastAsia="맑은 고딕" w:hAnsi="맑은 고딕"/>
+          <w:b/>
+          <w:bCs/>
+          <w:color w:val="6D28D9"/>
+          <w:sz w:val="36"/>
+          <w:szCs w:val="36"/>
+        </w:rPr>
+        <w:t xml:space="preserve">10장. 완성! 보고 고치기</w:t>
+      </w:r>
+    </w:p>
+    <w:p>
+      <w:pPr>
+        <w:spacing w:after="160" w:line="380"/>
+      </w:pPr>
+      <w:r>
+        <w:rPr>
+          <w:rFonts w:ascii="맑은 고딕" w:cs="맑은 고딕" w:eastAsia="맑은 고딕" w:hAnsi="맑은 고딕"/>
+          <w:b w:val="false"/>
+          <w:bCs w:val="false"/>
+          <w:sz w:val="24"/>
+          <w:szCs w:val="24"/>
+        </w:rPr>
+        <w:t xml:space="preserve">여섯 단계가 모두 초록색이 되면 완성이에요. </w:t>
+      </w:r>
+      <w:r>
+        <w:rPr>
+          <w:rFonts w:ascii="맑은 고딕" w:cs="맑은 고딕" w:eastAsia="맑은 고딕" w:hAnsi="맑은 고딕"/>
+          <w:b/>
+          <w:bCs/>
+          <w:color w:val="1F1B2E"/>
+          <w:sz w:val="24"/>
+          <w:szCs w:val="24"/>
+        </w:rPr>
+        <w:t xml:space="preserve">[완성 영상]</w:t>
+      </w:r>
+      <w:r>
+        <w:rPr>
+          <w:rFonts w:ascii="맑은 고딕" w:cs="맑은 고딕" w:eastAsia="맑은 고딕" w:hAnsi="맑은 고딕"/>
+          <w:b w:val="false"/>
+          <w:bCs w:val="false"/>
+          <w:sz w:val="24"/>
+          <w:szCs w:val="24"/>
+        </w:rPr>
+        <w:t xml:space="preserve"> 탭에서 재생해 보세요. </w:t>
+      </w:r>
+      <w:r>
+        <w:rPr>
+          <w:rFonts w:ascii="맑은 고딕" w:cs="맑은 고딕" w:eastAsia="맑은 고딕" w:hAnsi="맑은 고딕"/>
+          <w:b/>
+          <w:bCs/>
+          <w:color w:val="1F1B2E"/>
+          <w:sz w:val="24"/>
+          <w:szCs w:val="24"/>
+        </w:rPr>
+        <w:t xml:space="preserve">[파일 위치 열기]</w:t>
+      </w:r>
+      <w:r>
+        <w:rPr>
+          <w:rFonts w:ascii="맑은 고딕" w:cs="맑은 고딕" w:eastAsia="맑은 고딕" w:hAnsi="맑은 고딕"/>
+          <w:b w:val="false"/>
+          <w:bCs w:val="false"/>
+          <w:sz w:val="24"/>
+          <w:szCs w:val="24"/>
+        </w:rPr>
+        <w:t xml:space="preserve">를 누르면 영상 파일이 있는 폴더가 열려요.</w:t>
       </w:r>
     </w:p>
     <w:p>
@@ -8318,7 +8404,7 @@
       <w:r>
         <w:drawing>
           <wp:inline distT="0" distB="0" distL="0" distR="0">
-            <wp:extent cx="5762625" cy="3152775"/>
+            <wp:extent cx="5400675" cy="4400550"/>
             <wp:effectExtent t="0" r="0" b="0" l="0"/>
             <wp:docPr id="1" name="" descr="" title=""/>
             <wp:cNvGraphicFramePr>
@@ -8343,7 +8429,7 @@
                   <pic:spPr bwMode="auto">
                     <a:xfrm>
                       <a:off x="0" y="0"/>
-                      <a:ext cx="5762625" cy="3152775"/>
+                      <a:ext cx="5400675" cy="4400550"/>
                     </a:xfrm>
                     <a:prstGeom prst="rect">
                       <a:avLst/>
@@ -8370,220 +8456,344 @@
           <w:sz w:val="20"/>
           <w:szCs w:val="20"/>
         </w:rPr>
-        <w:t xml:space="preserve">▲ 영상 클립 탭: 장면마다 [다시]와 [교체] 버튼이 있어요</w:t>
-      </w:r>
-    </w:p>
-    <w:p>
-      <w:pPr>
-        <w:pStyle w:val="ListParagraph"/>
-        <w:numPr>
-          <w:ilvl w:val="0"/>
-          <w:numId w:val="10"/>
-        </w:numPr>
-        <w:spacing w:after="120" w:line="360"/>
-      </w:pPr>
+        <w:t xml:space="preserve">▲ 완성 영상 탭</w:t>
+      </w:r>
+    </w:p>
+    <w:tbl>
+      <w:tblPr>
+        <w:tblW w:type="dxa" w:w="9638"/>
+        <w:tblBorders>
+          <w:top w:val="single" w:color="auto" w:sz="4"/>
+          <w:left w:val="single" w:color="auto" w:sz="4"/>
+          <w:bottom w:val="single" w:color="auto" w:sz="4"/>
+          <w:right w:val="single" w:color="auto" w:sz="4"/>
+          <w:insideH w:val="single" w:color="auto" w:sz="4"/>
+          <w:insideV w:val="single" w:color="auto" w:sz="4"/>
+        </w:tblBorders>
+      </w:tblPr>
+      <w:tblGrid>
+        <w:gridCol w:w="3662"/>
+        <w:gridCol w:w="5976"/>
+      </w:tblGrid>
+      <w:tr>
+        <w:trPr>
+          <w:cantSplit/>
+          <w:tblHeader/>
+          <w:trHeight w:val="420" w:hRule="atLeast"/>
+        </w:trPr>
+        <w:tc>
+          <w:tcPr>
+            <w:tcW w:type="dxa" w:w="3662"/>
+            <w:tcBorders>
+              <w:top w:val="single" w:color="DDD6F3" w:sz="4"/>
+              <w:left w:val="single" w:color="DDD6F3" w:sz="4"/>
+              <w:bottom w:val="single" w:color="DDD6F3" w:sz="4"/>
+              <w:right w:val="single" w:color="DDD6F3" w:sz="4"/>
+            </w:tcBorders>
+            <w:shd w:fill="6D28D9" w:color="auto" w:val="clear"/>
+            <w:tcMar>
+              <w:top w:type="dxa" w:w="90"/>
+              <w:left w:type="dxa" w:w="120"/>
+              <w:bottom w:type="dxa" w:w="90"/>
+              <w:right w:type="dxa" w:w="120"/>
+            </w:tcMar>
+          </w:tcPr>
+          <w:p>
+            <w:pPr>
+              <w:jc w:val="left"/>
+            </w:pPr>
+            <w:r>
+              <w:rPr>
+                <w:rFonts w:ascii="맑은 고딕" w:cs="맑은 고딕" w:eastAsia="맑은 고딕" w:hAnsi="맑은 고딕"/>
+                <w:b/>
+                <w:bCs/>
+                <w:color w:val="FFFFFF"/>
+                <w:sz w:val="22"/>
+                <w:szCs w:val="22"/>
+              </w:rPr>
+              <w:t xml:space="preserve">폴더 안의 파일</w:t>
+            </w:r>
+          </w:p>
+        </w:tc>
+        <w:tc>
+          <w:tcPr>
+            <w:tcW w:type="dxa" w:w="5976"/>
+            <w:tcBorders>
+              <w:top w:val="single" w:color="DDD6F3" w:sz="4"/>
+              <w:left w:val="single" w:color="DDD6F3" w:sz="4"/>
+              <w:bottom w:val="single" w:color="DDD6F3" w:sz="4"/>
+              <w:right w:val="single" w:color="DDD6F3" w:sz="4"/>
+            </w:tcBorders>
+            <w:shd w:fill="6D28D9" w:color="auto" w:val="clear"/>
+            <w:tcMar>
+              <w:top w:type="dxa" w:w="90"/>
+              <w:left w:type="dxa" w:w="120"/>
+              <w:bottom w:type="dxa" w:w="90"/>
+              <w:right w:type="dxa" w:w="120"/>
+            </w:tcMar>
+          </w:tcPr>
+          <w:p>
+            <w:pPr>
+              <w:jc w:val="left"/>
+            </w:pPr>
+            <w:r>
+              <w:rPr>
+                <w:rFonts w:ascii="맑은 고딕" w:cs="맑은 고딕" w:eastAsia="맑은 고딕" w:hAnsi="맑은 고딕"/>
+                <w:b/>
+                <w:bCs/>
+                <w:color w:val="FFFFFF"/>
+                <w:sz w:val="22"/>
+                <w:szCs w:val="22"/>
+              </w:rPr>
+              <w:t xml:space="preserve">무엇인가요?</w:t>
+            </w:r>
+          </w:p>
+        </w:tc>
+      </w:tr>
+      <w:tr>
+        <w:trPr>
+          <w:cantSplit/>
+        </w:trPr>
+        <w:tc>
+          <w:tcPr>
+            <w:tcW w:type="dxa" w:w="3662"/>
+            <w:tcBorders>
+              <w:top w:val="single" w:color="DDD6F3" w:sz="4"/>
+              <w:left w:val="single" w:color="DDD6F3" w:sz="4"/>
+              <w:bottom w:val="single" w:color="DDD6F3" w:sz="4"/>
+              <w:right w:val="single" w:color="DDD6F3" w:sz="4"/>
+            </w:tcBorders>
+            <w:shd w:fill="FFFFFF" w:color="auto" w:val="clear"/>
+            <w:tcMar>
+              <w:top w:type="dxa" w:w="90"/>
+              <w:left w:type="dxa" w:w="120"/>
+              <w:bottom w:type="dxa" w:w="90"/>
+              <w:right w:type="dxa" w:w="120"/>
+            </w:tcMar>
+          </w:tcPr>
+          <w:p>
+            <w:pPr>
+              <w:jc w:val="left"/>
+            </w:pPr>
+            <w:r>
+              <w:rPr>
+                <w:rFonts w:ascii="맑은 고딕" w:cs="맑은 고딕" w:eastAsia="맑은 고딕" w:hAnsi="맑은 고딕"/>
+                <w:b w:val="false"/>
+                <w:bCs w:val="false"/>
+                <w:sz w:val="21"/>
+                <w:szCs w:val="21"/>
+              </w:rPr>
+              <w:t xml:space="preserve">(제목).mp4</w:t>
+            </w:r>
+          </w:p>
+        </w:tc>
+        <w:tc>
+          <w:tcPr>
+            <w:tcW w:type="dxa" w:w="5976"/>
+            <w:tcBorders>
+              <w:top w:val="single" w:color="DDD6F3" w:sz="4"/>
+              <w:left w:val="single" w:color="DDD6F3" w:sz="4"/>
+              <w:bottom w:val="single" w:color="DDD6F3" w:sz="4"/>
+              <w:right w:val="single" w:color="DDD6F3" w:sz="4"/>
+            </w:tcBorders>
+            <w:shd w:fill="FFFFFF" w:color="auto" w:val="clear"/>
+            <w:tcMar>
+              <w:top w:type="dxa" w:w="90"/>
+              <w:left w:type="dxa" w:w="120"/>
+              <w:bottom w:type="dxa" w:w="90"/>
+              <w:right w:type="dxa" w:w="120"/>
+            </w:tcMar>
+          </w:tcPr>
+          <w:p>
+            <w:pPr>
+              <w:jc w:val="left"/>
+            </w:pPr>
+            <w:r>
+              <w:rPr>
+                <w:rFonts w:ascii="맑은 고딕" w:cs="맑은 고딕" w:eastAsia="맑은 고딕" w:hAnsi="맑은 고딕"/>
+                <w:b w:val="false"/>
+                <w:bCs w:val="false"/>
+                <w:sz w:val="21"/>
+                <w:szCs w:val="21"/>
+              </w:rPr>
+              <w:t xml:space="preserve">완성된 뮤직비디오</w:t>
+            </w:r>
+          </w:p>
+        </w:tc>
+      </w:tr>
+      <w:tr>
+        <w:trPr>
+          <w:cantSplit/>
+        </w:trPr>
+        <w:tc>
+          <w:tcPr>
+            <w:tcW w:type="dxa" w:w="3662"/>
+            <w:tcBorders>
+              <w:top w:val="single" w:color="DDD6F3" w:sz="4"/>
+              <w:left w:val="single" w:color="DDD6F3" w:sz="4"/>
+              <w:bottom w:val="single" w:color="DDD6F3" w:sz="4"/>
+              <w:right w:val="single" w:color="DDD6F3" w:sz="4"/>
+            </w:tcBorders>
+            <w:shd w:fill="FAF8FF" w:color="auto" w:val="clear"/>
+            <w:tcMar>
+              <w:top w:type="dxa" w:w="90"/>
+              <w:left w:type="dxa" w:w="120"/>
+              <w:bottom w:type="dxa" w:w="90"/>
+              <w:right w:type="dxa" w:w="120"/>
+            </w:tcMar>
+          </w:tcPr>
+          <w:p>
+            <w:pPr>
+              <w:jc w:val="left"/>
+            </w:pPr>
+            <w:r>
+              <w:rPr>
+                <w:rFonts w:ascii="맑은 고딕" w:cs="맑은 고딕" w:eastAsia="맑은 고딕" w:hAnsi="맑은 고딕"/>
+                <w:b w:val="false"/>
+                <w:bCs w:val="false"/>
+                <w:sz w:val="21"/>
+                <w:szCs w:val="21"/>
+              </w:rPr>
+              <w:t xml:space="preserve">lyrics.srt, lyrics.lrc</w:t>
+            </w:r>
+          </w:p>
+        </w:tc>
+        <w:tc>
+          <w:tcPr>
+            <w:tcW w:type="dxa" w:w="5976"/>
+            <w:tcBorders>
+              <w:top w:val="single" w:color="DDD6F3" w:sz="4"/>
+              <w:left w:val="single" w:color="DDD6F3" w:sz="4"/>
+              <w:bottom w:val="single" w:color="DDD6F3" w:sz="4"/>
+              <w:right w:val="single" w:color="DDD6F3" w:sz="4"/>
+            </w:tcBorders>
+            <w:shd w:fill="FAF8FF" w:color="auto" w:val="clear"/>
+            <w:tcMar>
+              <w:top w:type="dxa" w:w="90"/>
+              <w:left w:type="dxa" w:w="120"/>
+              <w:bottom w:type="dxa" w:w="90"/>
+              <w:right w:type="dxa" w:w="120"/>
+            </w:tcMar>
+          </w:tcPr>
+          <w:p>
+            <w:pPr>
+              <w:jc w:val="left"/>
+            </w:pPr>
+            <w:r>
+              <w:rPr>
+                <w:rFonts w:ascii="맑은 고딕" w:cs="맑은 고딕" w:eastAsia="맑은 고딕" w:hAnsi="맑은 고딕"/>
+                <w:b w:val="false"/>
+                <w:bCs w:val="false"/>
+                <w:sz w:val="21"/>
+                <w:szCs w:val="21"/>
+              </w:rPr>
+              <w:t xml:space="preserve">가사 자막 파일 (유튜브에 올릴 때 쓸 수 있어요)</w:t>
+            </w:r>
+          </w:p>
+        </w:tc>
+      </w:tr>
+      <w:tr>
+        <w:trPr>
+          <w:cantSplit/>
+        </w:trPr>
+        <w:tc>
+          <w:tcPr>
+            <w:tcW w:type="dxa" w:w="3662"/>
+            <w:tcBorders>
+              <w:top w:val="single" w:color="DDD6F3" w:sz="4"/>
+              <w:left w:val="single" w:color="DDD6F3" w:sz="4"/>
+              <w:bottom w:val="single" w:color="DDD6F3" w:sz="4"/>
+              <w:right w:val="single" w:color="DDD6F3" w:sz="4"/>
+            </w:tcBorders>
+            <w:shd w:fill="FFFFFF" w:color="auto" w:val="clear"/>
+            <w:tcMar>
+              <w:top w:type="dxa" w:w="90"/>
+              <w:left w:type="dxa" w:w="120"/>
+              <w:bottom w:type="dxa" w:w="90"/>
+              <w:right w:type="dxa" w:w="120"/>
+            </w:tcMar>
+          </w:tcPr>
+          <w:p>
+            <w:pPr>
+              <w:jc w:val="left"/>
+            </w:pPr>
+            <w:r>
+              <w:rPr>
+                <w:rFonts w:ascii="맑은 고딕" w:cs="맑은 고딕" w:eastAsia="맑은 고딕" w:hAnsi="맑은 고딕"/>
+                <w:b w:val="false"/>
+                <w:bCs w:val="false"/>
+                <w:sz w:val="21"/>
+                <w:szCs w:val="21"/>
+              </w:rPr>
+              <w:t xml:space="preserve">storyboard.md</w:t>
+            </w:r>
+          </w:p>
+        </w:tc>
+        <w:tc>
+          <w:tcPr>
+            <w:tcW w:type="dxa" w:w="5976"/>
+            <w:tcBorders>
+              <w:top w:val="single" w:color="DDD6F3" w:sz="4"/>
+              <w:left w:val="single" w:color="DDD6F3" w:sz="4"/>
+              <w:bottom w:val="single" w:color="DDD6F3" w:sz="4"/>
+              <w:right w:val="single" w:color="DDD6F3" w:sz="4"/>
+            </w:tcBorders>
+            <w:shd w:fill="FFFFFF" w:color="auto" w:val="clear"/>
+            <w:tcMar>
+              <w:top w:type="dxa" w:w="90"/>
+              <w:left w:type="dxa" w:w="120"/>
+              <w:bottom w:type="dxa" w:w="90"/>
+              <w:right w:type="dxa" w:w="120"/>
+            </w:tcMar>
+          </w:tcPr>
+          <w:p>
+            <w:pPr>
+              <w:jc w:val="left"/>
+            </w:pPr>
+            <w:r>
+              <w:rPr>
+                <w:rFonts w:ascii="맑은 고딕" w:cs="맑은 고딕" w:eastAsia="맑은 고딕" w:hAnsi="맑은 고딕"/>
+                <w:b w:val="false"/>
+                <w:bCs w:val="false"/>
+                <w:sz w:val="21"/>
+                <w:szCs w:val="21"/>
+              </w:rPr>
+              <w:t xml:space="preserve">이야기와 장면 설명서</w:t>
+            </w:r>
+          </w:p>
+        </w:tc>
+      </w:tr>
+    </w:tbl>
+    <w:p>
+      <w:pPr>
+        <w:spacing w:after="200"/>
+      </w:pPr>
+    </w:p>
+    <w:p>
+      <w:pPr>
+        <w:keepNext/>
+        <w:spacing w:after="140" w:before="320"/>
+      </w:pPr>
+      <w:r>
+        <w:rPr>
+          <w:rFonts w:ascii="맑은 고딕" w:cs="맑은 고딕" w:eastAsia="맑은 고딕" w:hAnsi="맑은 고딕"/>
+          <w:color w:val="6D28D9"/>
+          <w:sz w:val="28"/>
+          <w:szCs w:val="28"/>
+        </w:rPr>
+        <w:t xml:space="preserve">■ </w:t>
+      </w:r>
       <w:r>
         <w:rPr>
           <w:rFonts w:ascii="맑은 고딕" w:cs="맑은 고딕" w:eastAsia="맑은 고딕" w:hAnsi="맑은 고딕"/>
           <w:b/>
           <w:bCs/>
           <w:color w:val="1F1B2E"/>
-          <w:sz w:val="24"/>
-          <w:szCs w:val="24"/>
-        </w:rPr>
-        <w:t xml:space="preserve">[키프레임]</w:t>
-      </w:r>
-      <w:r>
-        <w:rPr>
-          <w:rFonts w:ascii="맑은 고딕" w:cs="맑은 고딕" w:eastAsia="맑은 고딕" w:hAnsi="맑은 고딕"/>
-          <w:b w:val="false"/>
-          <w:bCs w:val="false"/>
-          <w:sz w:val="24"/>
-          <w:szCs w:val="24"/>
-        </w:rPr>
-        <w:t xml:space="preserve"> 탭이나 </w:t>
-      </w:r>
-      <w:r>
-        <w:rPr>
-          <w:rFonts w:ascii="맑은 고딕" w:cs="맑은 고딕" w:eastAsia="맑은 고딕" w:hAnsi="맑은 고딕"/>
-          <w:b/>
-          <w:bCs/>
-          <w:color w:val="1F1B2E"/>
-          <w:sz w:val="24"/>
-          <w:szCs w:val="24"/>
-        </w:rPr>
-        <w:t xml:space="preserve">[영상 클립]</w:t>
-      </w:r>
-      <w:r>
-        <w:rPr>
-          <w:rFonts w:ascii="맑은 고딕" w:cs="맑은 고딕" w:eastAsia="맑은 고딕" w:hAnsi="맑은 고딕"/>
-          <w:b w:val="false"/>
-          <w:bCs w:val="false"/>
-          <w:sz w:val="24"/>
-          <w:szCs w:val="24"/>
-        </w:rPr>
-        <w:t xml:space="preserve"> 탭에서 고치고 싶은 장면을 찾아요.</w:t>
-      </w:r>
-    </w:p>
-    <w:p>
-      <w:pPr>
-        <w:pStyle w:val="ListParagraph"/>
-        <w:numPr>
-          <w:ilvl w:val="0"/>
-          <w:numId w:val="10"/>
-        </w:numPr>
-        <w:spacing w:after="120" w:line="360"/>
-      </w:pPr>
-      <w:r>
-        <w:rPr>
-          <w:rFonts w:ascii="맑은 고딕" w:cs="맑은 고딕" w:eastAsia="맑은 고딕" w:hAnsi="맑은 고딕"/>
-          <w:b/>
-          <w:bCs/>
-          <w:color w:val="1F1B2E"/>
-          <w:sz w:val="24"/>
-          <w:szCs w:val="24"/>
-        </w:rPr>
-        <w:t xml:space="preserve">[다시]</w:t>
-      </w:r>
-      <w:r>
-        <w:rPr>
-          <w:rFonts w:ascii="맑은 고딕" w:cs="맑은 고딕" w:eastAsia="맑은 고딕" w:hAnsi="맑은 고딕"/>
-          <w:b w:val="false"/>
-          <w:bCs w:val="false"/>
-          <w:sz w:val="24"/>
-          <w:szCs w:val="24"/>
-        </w:rPr>
-        <w:t xml:space="preserve">를 누르면 주문서(프롬프트)를 고칠 수 있어요. 고친 다음 </w:t>
-      </w:r>
-      <w:r>
-        <w:rPr>
-          <w:rFonts w:ascii="맑은 고딕" w:cs="맑은 고딕" w:eastAsia="맑은 고딕" w:hAnsi="맑은 고딕"/>
-          <w:b/>
-          <w:bCs/>
-          <w:color w:val="1F1B2E"/>
-          <w:sz w:val="24"/>
-          <w:szCs w:val="24"/>
-        </w:rPr>
-        <w:t xml:space="preserve">[다시 만들기]</w:t>
-      </w:r>
-      <w:r>
-        <w:rPr>
-          <w:rFonts w:ascii="맑은 고딕" w:cs="맑은 고딕" w:eastAsia="맑은 고딕" w:hAnsi="맑은 고딕"/>
-          <w:b w:val="false"/>
-          <w:bCs w:val="false"/>
-          <w:sz w:val="24"/>
-          <w:szCs w:val="24"/>
-        </w:rPr>
-        <w:t xml:space="preserve">!</w:t>
-      </w:r>
-    </w:p>
-    <w:p>
-      <w:pPr>
-        <w:pStyle w:val="ListParagraph"/>
-        <w:numPr>
-          <w:ilvl w:val="0"/>
-          <w:numId w:val="10"/>
-        </w:numPr>
-        <w:spacing w:after="120" w:line="360"/>
-      </w:pPr>
-      <w:r>
-        <w:rPr>
-          <w:rFonts w:ascii="맑은 고딕" w:cs="맑은 고딕" w:eastAsia="맑은 고딕" w:hAnsi="맑은 고딕"/>
-          <w:b w:val="false"/>
-          <w:bCs w:val="false"/>
-          <w:sz w:val="24"/>
-          <w:szCs w:val="24"/>
-        </w:rPr>
-        <w:t xml:space="preserve">내가 직접 만든 그림이나 영상이 있으면 </w:t>
-      </w:r>
-      <w:r>
-        <w:rPr>
-          <w:rFonts w:ascii="맑은 고딕" w:cs="맑은 고딕" w:eastAsia="맑은 고딕" w:hAnsi="맑은 고딕"/>
-          <w:b/>
-          <w:bCs/>
-          <w:color w:val="1F1B2E"/>
-          <w:sz w:val="24"/>
-          <w:szCs w:val="24"/>
-        </w:rPr>
-        <w:t xml:space="preserve">[교체]</w:t>
-      </w:r>
-      <w:r>
-        <w:rPr>
-          <w:rFonts w:ascii="맑은 고딕" w:cs="맑은 고딕" w:eastAsia="맑은 고딕" w:hAnsi="맑은 고딕"/>
-          <w:b w:val="false"/>
-          <w:bCs w:val="false"/>
-          <w:sz w:val="24"/>
-          <w:szCs w:val="24"/>
-        </w:rPr>
-        <w:t xml:space="preserve">로 바꿀 수 있어요.</w:t>
-      </w:r>
-    </w:p>
-    <w:p>
-      <w:pPr>
-        <w:pStyle w:val="ListParagraph"/>
-        <w:numPr>
-          <w:ilvl w:val="0"/>
-          <w:numId w:val="10"/>
-        </w:numPr>
-        <w:spacing w:after="120" w:line="360"/>
-      </w:pPr>
-      <w:r>
-        <w:rPr>
-          <w:rFonts w:ascii="맑은 고딕" w:cs="맑은 고딕" w:eastAsia="맑은 고딕" w:hAnsi="맑은 고딕"/>
-          <w:b w:val="false"/>
-          <w:bCs w:val="false"/>
-          <w:sz w:val="24"/>
-          <w:szCs w:val="24"/>
-        </w:rPr>
-        <w:t xml:space="preserve">다 고쳤으면 </w:t>
-      </w:r>
-      <w:r>
-        <w:rPr>
-          <w:rFonts w:ascii="맑은 고딕" w:cs="맑은 고딕" w:eastAsia="맑은 고딕" w:hAnsi="맑은 고딕"/>
-          <w:b/>
-          <w:bCs/>
-          <w:color w:val="1F1B2E"/>
-          <w:sz w:val="24"/>
-          <w:szCs w:val="24"/>
-        </w:rPr>
-        <w:t xml:space="preserve">[완성 영상]</w:t>
-      </w:r>
-      <w:r>
-        <w:rPr>
-          <w:rFonts w:ascii="맑은 고딕" w:cs="맑은 고딕" w:eastAsia="맑은 고딕" w:hAnsi="맑은 고딕"/>
-          <w:b w:val="false"/>
-          <w:bCs w:val="false"/>
-          <w:sz w:val="24"/>
-          <w:szCs w:val="24"/>
-        </w:rPr>
-        <w:t xml:space="preserve"> 탭에서 </w:t>
-      </w:r>
-      <w:r>
-        <w:rPr>
-          <w:rFonts w:ascii="맑은 고딕" w:cs="맑은 고딕" w:eastAsia="맑은 고딕" w:hAnsi="맑은 고딕"/>
-          <w:b/>
-          <w:bCs/>
-          <w:color w:val="1F1B2E"/>
-          <w:sz w:val="24"/>
-          <w:szCs w:val="24"/>
-        </w:rPr>
-        <w:t xml:space="preserve">[최종 영상 다시 만들기]</w:t>
-      </w:r>
-      <w:r>
-        <w:rPr>
-          <w:rFonts w:ascii="맑은 고딕" w:cs="맑은 고딕" w:eastAsia="맑은 고딕" w:hAnsi="맑은 고딕"/>
-          <w:b w:val="false"/>
-          <w:bCs w:val="false"/>
-          <w:sz w:val="24"/>
-          <w:szCs w:val="24"/>
-        </w:rPr>
-        <w:t xml:space="preserve">를 눌러요. (내 컴퓨터가 해서 공짜예요)</w:t>
-      </w:r>
-    </w:p>
-    <w:p>
-      <w:pPr>
-        <w:spacing w:after="60"/>
-      </w:pPr>
+          <w:sz w:val="28"/>
+          <w:szCs w:val="28"/>
+        </w:rPr>
+        <w:t xml:space="preserve">마음에 안 드는 장면 고치기</w:t>
+      </w:r>
     </w:p>
     <w:p>
       <w:pPr>
@@ -8594,7 +8804,7 @@
       <w:r>
         <w:drawing>
           <wp:inline distT="0" distB="0" distL="0" distR="0">
-            <wp:extent cx="4324350" cy="2286000"/>
+            <wp:extent cx="5762625" cy="3152775"/>
             <wp:effectExtent t="0" r="0" b="0" l="0"/>
             <wp:docPr id="1" name="" descr="" title=""/>
             <wp:cNvGraphicFramePr>
@@ -8619,7 +8829,7 @@
                   <pic:spPr bwMode="auto">
                     <a:xfrm>
                       <a:off x="0" y="0"/>
-                      <a:ext cx="4324350" cy="2286000"/>
+                      <a:ext cx="5762625" cy="3152775"/>
                     </a:xfrm>
                     <a:prstGeom prst="rect">
                       <a:avLst/>
@@ -8646,135 +8856,39 @@
           <w:sz w:val="20"/>
           <w:szCs w:val="20"/>
         </w:rPr>
-        <w:t xml:space="preserve">▲ 주문서(프롬프트)를 고치고 다시 만들기</w:t>
-      </w:r>
-    </w:p>
-    <w:tbl>
-      <w:tblPr>
-        <w:tblW w:type="dxa" w:w="9638"/>
-        <w:tblBorders>
-          <w:top w:val="single" w:color="auto" w:sz="4"/>
-          <w:left w:val="single" w:color="auto" w:sz="4"/>
-          <w:bottom w:val="single" w:color="auto" w:sz="4"/>
-          <w:right w:val="single" w:color="auto" w:sz="4"/>
-          <w:insideH w:val="single" w:color="auto" w:sz="4"/>
-          <w:insideV w:val="single" w:color="auto" w:sz="4"/>
-        </w:tblBorders>
-      </w:tblPr>
-      <w:tblGrid>
-        <w:gridCol w:w="9638"/>
-      </w:tblGrid>
-      <w:tr>
-        <w:trPr>
-          <w:cantSplit/>
-        </w:trPr>
-        <w:tc>
-          <w:tcPr>
-            <w:tcW w:type="dxa" w:w="9638"/>
-            <w:tcBorders>
-              <w:top w:val="none" w:color="FFFFFF" w:sz="0"/>
-              <w:left w:val="single" w:color="16A34A" w:sz="36"/>
-              <w:bottom w:val="none" w:color="FFFFFF" w:sz="0"/>
-              <w:right w:val="none" w:color="FFFFFF" w:sz="0"/>
-            </w:tcBorders>
-            <w:shd w:fill="E8F7EE" w:color="auto" w:val="clear"/>
-            <w:tcMar>
-              <w:top w:type="dxa" w:w="140"/>
-              <w:left w:type="dxa" w:w="220"/>
-              <w:bottom w:type="dxa" w:w="140"/>
-              <w:right w:type="dxa" w:w="220"/>
-            </w:tcMar>
-          </w:tcPr>
-          <w:p>
-            <w:pPr>
-              <w:spacing w:after="100"/>
-            </w:pPr>
-            <w:r>
-              <w:rPr>
-                <w:rFonts w:ascii="맑은 고딕" w:cs="맑은 고딕" w:eastAsia="맑은 고딕" w:hAnsi="맑은 고딕"/>
-                <w:b/>
-                <w:bCs/>
-                <w:color w:val="16A34A"/>
-                <w:sz w:val="24"/>
-                <w:szCs w:val="24"/>
-              </w:rPr>
-              <w:t xml:space="preserve">꿀팁 | 그림을 바꿨다면</w:t>
-            </w:r>
-          </w:p>
-          <w:p>
-            <w:pPr>
-              <w:spacing w:after="60" w:line="340"/>
-            </w:pPr>
-            <w:r>
-              <w:rPr>
-                <w:rFonts w:ascii="맑은 고딕" w:cs="맑은 고딕" w:eastAsia="맑은 고딕" w:hAnsi="맑은 고딕"/>
-                <w:b w:val="false"/>
-                <w:bCs w:val="false"/>
-                <w:sz w:val="22"/>
-                <w:szCs w:val="22"/>
-              </w:rPr>
-              <w:t xml:space="preserve">같은 장면의 </w:t>
-            </w:r>
-            <w:r>
-              <w:rPr>
-                <w:rFonts w:ascii="맑은 고딕" w:cs="맑은 고딕" w:eastAsia="맑은 고딕" w:hAnsi="맑은 고딕"/>
-                <w:b/>
-                <w:bCs/>
-                <w:color w:val="1F1B2E"/>
-                <w:sz w:val="22"/>
-                <w:szCs w:val="22"/>
-              </w:rPr>
-              <w:t xml:space="preserve">영상 클립도 다시 만들어야</w:t>
-            </w:r>
-            <w:r>
-              <w:rPr>
-                <w:rFonts w:ascii="맑은 고딕" w:cs="맑은 고딕" w:eastAsia="맑은 고딕" w:hAnsi="맑은 고딕"/>
-                <w:b w:val="false"/>
-                <w:bCs w:val="false"/>
-                <w:sz w:val="22"/>
-                <w:szCs w:val="22"/>
-              </w:rPr>
-              <w:t xml:space="preserve"> 새 그림이 영상에 나와요.</w:t>
-            </w:r>
-          </w:p>
-        </w:tc>
-      </w:tr>
-    </w:tbl>
-    <w:p>
-      <w:pPr>
-        <w:spacing w:after="160"/>
-      </w:pPr>
-    </w:p>
-    <w:p>
-      <w:pPr>
-        <w:keepNext/>
-        <w:spacing w:after="140" w:before="320"/>
-      </w:pPr>
-      <w:r>
-        <w:rPr>
-          <w:rFonts w:ascii="맑은 고딕" w:cs="맑은 고딕" w:eastAsia="맑은 고딕" w:hAnsi="맑은 고딕"/>
-          <w:color w:val="6D28D9"/>
-          <w:sz w:val="28"/>
-          <w:szCs w:val="28"/>
-        </w:rPr>
-        <w:t xml:space="preserve">■ </w:t>
-      </w:r>
+        <w:t xml:space="preserve">▲ 영상 클립 탭: 장면마다 [다시]와 [교체] 버튼이 있어요</w:t>
+      </w:r>
+    </w:p>
+    <w:p>
+      <w:pPr>
+        <w:pStyle w:val="ListParagraph"/>
+        <w:numPr>
+          <w:ilvl w:val="0"/>
+          <w:numId w:val="10"/>
+        </w:numPr>
+        <w:spacing w:after="120" w:line="360"/>
+      </w:pPr>
       <w:r>
         <w:rPr>
           <w:rFonts w:ascii="맑은 고딕" w:cs="맑은 고딕" w:eastAsia="맑은 고딕" w:hAnsi="맑은 고딕"/>
           <w:b/>
           <w:bCs/>
           <w:color w:val="1F1B2E"/>
-          <w:sz w:val="28"/>
-          <w:szCs w:val="28"/>
-        </w:rPr>
-        <w:t xml:space="preserve">박자가 이상해요</w:t>
-      </w:r>
-    </w:p>
-    <w:p>
-      <w:pPr>
-        <w:spacing w:after="160" w:line="380"/>
-      </w:pPr>
+          <w:sz w:val="24"/>
+          <w:szCs w:val="24"/>
+        </w:rPr>
+        <w:t xml:space="preserve">[키프레임]</w:t>
+      </w:r>
+      <w:r>
+        <w:rPr>
+          <w:rFonts w:ascii="맑은 고딕" w:cs="맑은 고딕" w:eastAsia="맑은 고딕" w:hAnsi="맑은 고딕"/>
+          <w:b w:val="false"/>
+          <w:bCs w:val="false"/>
+          <w:sz w:val="24"/>
+          <w:szCs w:val="24"/>
+        </w:rPr>
+        <w:t xml:space="preserve"> 탭이나 </w:t>
+      </w:r>
       <w:r>
         <w:rPr>
           <w:rFonts w:ascii="맑은 고딕" w:cs="맑은 고딕" w:eastAsia="맑은 고딕" w:hAnsi="맑은 고딕"/>
@@ -8784,18 +8898,28 @@
           <w:sz w:val="24"/>
           <w:szCs w:val="24"/>
         </w:rPr>
-        <w:t xml:space="preserve">[노래·가사·타이밍]</w:t>
-      </w:r>
-      <w:r>
-        <w:rPr>
-          <w:rFonts w:ascii="맑은 고딕" w:cs="맑은 고딕" w:eastAsia="맑은 고딕" w:hAnsi="맑은 고딕"/>
-          <w:b w:val="false"/>
-          <w:bCs w:val="false"/>
-          <w:sz w:val="24"/>
-          <w:szCs w:val="24"/>
-        </w:rPr>
-        <w:t xml:space="preserve"> 탭에서 BPM 숫자를 고치고 </w:t>
-      </w:r>
+        <w:t xml:space="preserve">[영상 클립]</w:t>
+      </w:r>
+      <w:r>
+        <w:rPr>
+          <w:rFonts w:ascii="맑은 고딕" w:cs="맑은 고딕" w:eastAsia="맑은 고딕" w:hAnsi="맑은 고딕"/>
+          <w:b w:val="false"/>
+          <w:bCs w:val="false"/>
+          <w:sz w:val="24"/>
+          <w:szCs w:val="24"/>
+        </w:rPr>
+        <w:t xml:space="preserve"> 탭에서 고치고 싶은 장면을 찾아요.</w:t>
+      </w:r>
+    </w:p>
+    <w:p>
+      <w:pPr>
+        <w:pStyle w:val="ListParagraph"/>
+        <w:numPr>
+          <w:ilvl w:val="0"/>
+          <w:numId w:val="10"/>
+        </w:numPr>
+        <w:spacing w:after="120" w:line="360"/>
+      </w:pPr>
       <w:r>
         <w:rPr>
           <w:rFonts w:ascii="맑은 고딕" w:cs="맑은 고딕" w:eastAsia="맑은 고딕" w:hAnsi="맑은 고딕"/>
@@ -8805,18 +8929,147 @@
           <w:sz w:val="24"/>
           <w:szCs w:val="24"/>
         </w:rPr>
-        <w:t xml:space="preserve">[BPM 바꿔서 다시 분석]</w:t>
-      </w:r>
-      <w:r>
-        <w:rPr>
-          <w:rFonts w:ascii="맑은 고딕" w:cs="맑은 고딕" w:eastAsia="맑은 고딕" w:hAnsi="맑은 고딕"/>
-          <w:b w:val="false"/>
-          <w:bCs w:val="false"/>
-          <w:sz w:val="24"/>
-          <w:szCs w:val="24"/>
-        </w:rPr>
-        <w:t xml:space="preserve">을 눌러요. 장면이 너무 느리게 바뀌면 숫자를 두 배로, 너무 빨리 바뀌면 절반으로 해 보세요.</w:t>
-      </w:r>
+        <w:t xml:space="preserve">[다시]</w:t>
+      </w:r>
+      <w:r>
+        <w:rPr>
+          <w:rFonts w:ascii="맑은 고딕" w:cs="맑은 고딕" w:eastAsia="맑은 고딕" w:hAnsi="맑은 고딕"/>
+          <w:b w:val="false"/>
+          <w:bCs w:val="false"/>
+          <w:sz w:val="24"/>
+          <w:szCs w:val="24"/>
+        </w:rPr>
+        <w:t xml:space="preserve">를 누르면 주문서(프롬프트)를 고칠 수 있어요. 고친 다음 </w:t>
+      </w:r>
+      <w:r>
+        <w:rPr>
+          <w:rFonts w:ascii="맑은 고딕" w:cs="맑은 고딕" w:eastAsia="맑은 고딕" w:hAnsi="맑은 고딕"/>
+          <w:b/>
+          <w:bCs/>
+          <w:color w:val="1F1B2E"/>
+          <w:sz w:val="24"/>
+          <w:szCs w:val="24"/>
+        </w:rPr>
+        <w:t xml:space="preserve">[다시 만들기]</w:t>
+      </w:r>
+      <w:r>
+        <w:rPr>
+          <w:rFonts w:ascii="맑은 고딕" w:cs="맑은 고딕" w:eastAsia="맑은 고딕" w:hAnsi="맑은 고딕"/>
+          <w:b w:val="false"/>
+          <w:bCs w:val="false"/>
+          <w:sz w:val="24"/>
+          <w:szCs w:val="24"/>
+        </w:rPr>
+        <w:t xml:space="preserve">!</w:t>
+      </w:r>
+    </w:p>
+    <w:p>
+      <w:pPr>
+        <w:pStyle w:val="ListParagraph"/>
+        <w:numPr>
+          <w:ilvl w:val="0"/>
+          <w:numId w:val="10"/>
+        </w:numPr>
+        <w:spacing w:after="120" w:line="360"/>
+      </w:pPr>
+      <w:r>
+        <w:rPr>
+          <w:rFonts w:ascii="맑은 고딕" w:cs="맑은 고딕" w:eastAsia="맑은 고딕" w:hAnsi="맑은 고딕"/>
+          <w:b w:val="false"/>
+          <w:bCs w:val="false"/>
+          <w:sz w:val="24"/>
+          <w:szCs w:val="24"/>
+        </w:rPr>
+        <w:t xml:space="preserve">내가 직접 만든 그림이나 영상이 있으면 </w:t>
+      </w:r>
+      <w:r>
+        <w:rPr>
+          <w:rFonts w:ascii="맑은 고딕" w:cs="맑은 고딕" w:eastAsia="맑은 고딕" w:hAnsi="맑은 고딕"/>
+          <w:b/>
+          <w:bCs/>
+          <w:color w:val="1F1B2E"/>
+          <w:sz w:val="24"/>
+          <w:szCs w:val="24"/>
+        </w:rPr>
+        <w:t xml:space="preserve">[교체]</w:t>
+      </w:r>
+      <w:r>
+        <w:rPr>
+          <w:rFonts w:ascii="맑은 고딕" w:cs="맑은 고딕" w:eastAsia="맑은 고딕" w:hAnsi="맑은 고딕"/>
+          <w:b w:val="false"/>
+          <w:bCs w:val="false"/>
+          <w:sz w:val="24"/>
+          <w:szCs w:val="24"/>
+        </w:rPr>
+        <w:t xml:space="preserve">로 바꿀 수 있어요.</w:t>
+      </w:r>
+    </w:p>
+    <w:p>
+      <w:pPr>
+        <w:pStyle w:val="ListParagraph"/>
+        <w:numPr>
+          <w:ilvl w:val="0"/>
+          <w:numId w:val="10"/>
+        </w:numPr>
+        <w:spacing w:after="120" w:line="360"/>
+      </w:pPr>
+      <w:r>
+        <w:rPr>
+          <w:rFonts w:ascii="맑은 고딕" w:cs="맑은 고딕" w:eastAsia="맑은 고딕" w:hAnsi="맑은 고딕"/>
+          <w:b w:val="false"/>
+          <w:bCs w:val="false"/>
+          <w:sz w:val="24"/>
+          <w:szCs w:val="24"/>
+        </w:rPr>
+        <w:t xml:space="preserve">다 고쳤으면 </w:t>
+      </w:r>
+      <w:r>
+        <w:rPr>
+          <w:rFonts w:ascii="맑은 고딕" w:cs="맑은 고딕" w:eastAsia="맑은 고딕" w:hAnsi="맑은 고딕"/>
+          <w:b/>
+          <w:bCs/>
+          <w:color w:val="1F1B2E"/>
+          <w:sz w:val="24"/>
+          <w:szCs w:val="24"/>
+        </w:rPr>
+        <w:t xml:space="preserve">[완성 영상]</w:t>
+      </w:r>
+      <w:r>
+        <w:rPr>
+          <w:rFonts w:ascii="맑은 고딕" w:cs="맑은 고딕" w:eastAsia="맑은 고딕" w:hAnsi="맑은 고딕"/>
+          <w:b w:val="false"/>
+          <w:bCs w:val="false"/>
+          <w:sz w:val="24"/>
+          <w:szCs w:val="24"/>
+        </w:rPr>
+        <w:t xml:space="preserve"> 탭에서 </w:t>
+      </w:r>
+      <w:r>
+        <w:rPr>
+          <w:rFonts w:ascii="맑은 고딕" w:cs="맑은 고딕" w:eastAsia="맑은 고딕" w:hAnsi="맑은 고딕"/>
+          <w:b/>
+          <w:bCs/>
+          <w:color w:val="1F1B2E"/>
+          <w:sz w:val="24"/>
+          <w:szCs w:val="24"/>
+        </w:rPr>
+        <w:t xml:space="preserve">[최종 영상 다시 만들기]</w:t>
+      </w:r>
+      <w:r>
+        <w:rPr>
+          <w:rFonts w:ascii="맑은 고딕" w:cs="맑은 고딕" w:eastAsia="맑은 고딕" w:hAnsi="맑은 고딕"/>
+          <w:b w:val="false"/>
+          <w:bCs w:val="false"/>
+          <w:sz w:val="24"/>
+          <w:szCs w:val="24"/>
+        </w:rPr>
+        <w:t xml:space="preserve">를 눌러요. (내 컴퓨터가 해서 공짜예요)</w:t>
+      </w:r>
+    </w:p>
+    <w:p>
+      <w:pPr>
+        <w:spacing w:after="60"/>
+      </w:pPr>
     </w:p>
     <w:p>
       <w:pPr>
@@ -8827,7 +9080,7 @@
       <w:r>
         <w:drawing>
           <wp:inline distT="0" distB="0" distL="0" distR="0">
-            <wp:extent cx="5762625" cy="4800600"/>
+            <wp:extent cx="4324350" cy="2286000"/>
             <wp:effectExtent t="0" r="0" b="0" l="0"/>
             <wp:docPr id="1" name="" descr="" title=""/>
             <wp:cNvGraphicFramePr>
@@ -8852,6 +9105,239 @@
                   <pic:spPr bwMode="auto">
                     <a:xfrm>
                       <a:off x="0" y="0"/>
+                      <a:ext cx="4324350" cy="2286000"/>
+                    </a:xfrm>
+                    <a:prstGeom prst="rect">
+                      <a:avLst/>
+                    </a:prstGeom>
+                  </pic:spPr>
+                </pic:pic>
+              </a:graphicData>
+            </a:graphic>
+          </wp:inline>
+        </w:drawing>
+      </w:r>
+    </w:p>
+    <w:p>
+      <w:pPr>
+        <w:spacing w:after="220"/>
+        <w:jc w:val="center"/>
+      </w:pPr>
+      <w:r>
+        <w:rPr>
+          <w:rFonts w:ascii="맑은 고딕" w:cs="맑은 고딕" w:eastAsia="맑은 고딕" w:hAnsi="맑은 고딕"/>
+          <w:b w:val="false"/>
+          <w:bCs w:val="false"/>
+          <w:color w:val="6B6780"/>
+          <w:sz w:val="20"/>
+          <w:szCs w:val="20"/>
+        </w:rPr>
+        <w:t xml:space="preserve">▲ 주문서(프롬프트)를 고치고 다시 만들기</w:t>
+      </w:r>
+    </w:p>
+    <w:tbl>
+      <w:tblPr>
+        <w:tblW w:type="dxa" w:w="9638"/>
+        <w:tblBorders>
+          <w:top w:val="single" w:color="auto" w:sz="4"/>
+          <w:left w:val="single" w:color="auto" w:sz="4"/>
+          <w:bottom w:val="single" w:color="auto" w:sz="4"/>
+          <w:right w:val="single" w:color="auto" w:sz="4"/>
+          <w:insideH w:val="single" w:color="auto" w:sz="4"/>
+          <w:insideV w:val="single" w:color="auto" w:sz="4"/>
+        </w:tblBorders>
+      </w:tblPr>
+      <w:tblGrid>
+        <w:gridCol w:w="9638"/>
+      </w:tblGrid>
+      <w:tr>
+        <w:trPr>
+          <w:cantSplit/>
+        </w:trPr>
+        <w:tc>
+          <w:tcPr>
+            <w:tcW w:type="dxa" w:w="9638"/>
+            <w:tcBorders>
+              <w:top w:val="none" w:color="FFFFFF" w:sz="0"/>
+              <w:left w:val="single" w:color="16A34A" w:sz="36"/>
+              <w:bottom w:val="none" w:color="FFFFFF" w:sz="0"/>
+              <w:right w:val="none" w:color="FFFFFF" w:sz="0"/>
+            </w:tcBorders>
+            <w:shd w:fill="E8F7EE" w:color="auto" w:val="clear"/>
+            <w:tcMar>
+              <w:top w:type="dxa" w:w="140"/>
+              <w:left w:type="dxa" w:w="220"/>
+              <w:bottom w:type="dxa" w:w="140"/>
+              <w:right w:type="dxa" w:w="220"/>
+            </w:tcMar>
+          </w:tcPr>
+          <w:p>
+            <w:pPr>
+              <w:spacing w:after="100"/>
+            </w:pPr>
+            <w:r>
+              <w:rPr>
+                <w:rFonts w:ascii="맑은 고딕" w:cs="맑은 고딕" w:eastAsia="맑은 고딕" w:hAnsi="맑은 고딕"/>
+                <w:b/>
+                <w:bCs/>
+                <w:color w:val="16A34A"/>
+                <w:sz w:val="24"/>
+                <w:szCs w:val="24"/>
+              </w:rPr>
+              <w:t xml:space="preserve">꿀팁 | 그림을 바꿨다면</w:t>
+            </w:r>
+          </w:p>
+          <w:p>
+            <w:pPr>
+              <w:spacing w:after="60" w:line="340"/>
+            </w:pPr>
+            <w:r>
+              <w:rPr>
+                <w:rFonts w:ascii="맑은 고딕" w:cs="맑은 고딕" w:eastAsia="맑은 고딕" w:hAnsi="맑은 고딕"/>
+                <w:b w:val="false"/>
+                <w:bCs w:val="false"/>
+                <w:sz w:val="22"/>
+                <w:szCs w:val="22"/>
+              </w:rPr>
+              <w:t xml:space="preserve">같은 장면의 </w:t>
+            </w:r>
+            <w:r>
+              <w:rPr>
+                <w:rFonts w:ascii="맑은 고딕" w:cs="맑은 고딕" w:eastAsia="맑은 고딕" w:hAnsi="맑은 고딕"/>
+                <w:b/>
+                <w:bCs/>
+                <w:color w:val="1F1B2E"/>
+                <w:sz w:val="22"/>
+                <w:szCs w:val="22"/>
+              </w:rPr>
+              <w:t xml:space="preserve">영상 클립도 다시 만들어야</w:t>
+            </w:r>
+            <w:r>
+              <w:rPr>
+                <w:rFonts w:ascii="맑은 고딕" w:cs="맑은 고딕" w:eastAsia="맑은 고딕" w:hAnsi="맑은 고딕"/>
+                <w:b w:val="false"/>
+                <w:bCs w:val="false"/>
+                <w:sz w:val="22"/>
+                <w:szCs w:val="22"/>
+              </w:rPr>
+              <w:t xml:space="preserve"> 새 그림이 영상에 나와요.</w:t>
+            </w:r>
+          </w:p>
+        </w:tc>
+      </w:tr>
+    </w:tbl>
+    <w:p>
+      <w:pPr>
+        <w:spacing w:after="160"/>
+      </w:pPr>
+    </w:p>
+    <w:p>
+      <w:pPr>
+        <w:keepNext/>
+        <w:spacing w:after="140" w:before="320"/>
+      </w:pPr>
+      <w:r>
+        <w:rPr>
+          <w:rFonts w:ascii="맑은 고딕" w:cs="맑은 고딕" w:eastAsia="맑은 고딕" w:hAnsi="맑은 고딕"/>
+          <w:color w:val="6D28D9"/>
+          <w:sz w:val="28"/>
+          <w:szCs w:val="28"/>
+        </w:rPr>
+        <w:t xml:space="preserve">■ </w:t>
+      </w:r>
+      <w:r>
+        <w:rPr>
+          <w:rFonts w:ascii="맑은 고딕" w:cs="맑은 고딕" w:eastAsia="맑은 고딕" w:hAnsi="맑은 고딕"/>
+          <w:b/>
+          <w:bCs/>
+          <w:color w:val="1F1B2E"/>
+          <w:sz w:val="28"/>
+          <w:szCs w:val="28"/>
+        </w:rPr>
+        <w:t xml:space="preserve">박자가 이상해요</w:t>
+      </w:r>
+    </w:p>
+    <w:p>
+      <w:pPr>
+        <w:spacing w:after="160" w:line="380"/>
+      </w:pPr>
+      <w:r>
+        <w:rPr>
+          <w:rFonts w:ascii="맑은 고딕" w:cs="맑은 고딕" w:eastAsia="맑은 고딕" w:hAnsi="맑은 고딕"/>
+          <w:b/>
+          <w:bCs/>
+          <w:color w:val="1F1B2E"/>
+          <w:sz w:val="24"/>
+          <w:szCs w:val="24"/>
+        </w:rPr>
+        <w:t xml:space="preserve">[노래·가사·타이밍]</w:t>
+      </w:r>
+      <w:r>
+        <w:rPr>
+          <w:rFonts w:ascii="맑은 고딕" w:cs="맑은 고딕" w:eastAsia="맑은 고딕" w:hAnsi="맑은 고딕"/>
+          <w:b w:val="false"/>
+          <w:bCs w:val="false"/>
+          <w:sz w:val="24"/>
+          <w:szCs w:val="24"/>
+        </w:rPr>
+        <w:t xml:space="preserve"> 탭에서 BPM 숫자를 고치고 </w:t>
+      </w:r>
+      <w:r>
+        <w:rPr>
+          <w:rFonts w:ascii="맑은 고딕" w:cs="맑은 고딕" w:eastAsia="맑은 고딕" w:hAnsi="맑은 고딕"/>
+          <w:b/>
+          <w:bCs/>
+          <w:color w:val="1F1B2E"/>
+          <w:sz w:val="24"/>
+          <w:szCs w:val="24"/>
+        </w:rPr>
+        <w:t xml:space="preserve">[BPM 바꿔서 다시 분석]</w:t>
+      </w:r>
+      <w:r>
+        <w:rPr>
+          <w:rFonts w:ascii="맑은 고딕" w:cs="맑은 고딕" w:eastAsia="맑은 고딕" w:hAnsi="맑은 고딕"/>
+          <w:b w:val="false"/>
+          <w:bCs w:val="false"/>
+          <w:sz w:val="24"/>
+          <w:szCs w:val="24"/>
+        </w:rPr>
+        <w:t xml:space="preserve">을 눌러요. 장면이 너무 느리게 바뀌면 숫자를 두 배로, 너무 빨리 바뀌면 절반으로 해 보세요.</w:t>
+      </w:r>
+    </w:p>
+    <w:p>
+      <w:pPr>
+        <w:keepNext/>
+        <w:spacing w:after="60" w:before="120"/>
+        <w:jc w:val="center"/>
+      </w:pPr>
+      <w:r>
+        <w:drawing>
+          <wp:inline distT="0" distB="0" distL="0" distR="0">
+            <wp:extent cx="5762625" cy="4800600"/>
+            <wp:effectExtent t="0" r="0" b="0" l="0"/>
+            <wp:docPr id="1" name="" descr="" title=""/>
+            <wp:cNvGraphicFramePr>
+              <a:graphicFrameLocks xmlns:a="http://schemas.openxmlformats.org/drawingml/2006/main" noChangeAspect="1"/>
+            </wp:cNvGraphicFramePr>
+            <a:graphic xmlns:a="http://schemas.openxmlformats.org/drawingml/2006/main">
+              <a:graphicData uri="http://schemas.openxmlformats.org/drawingml/2006/picture">
+                <pic:pic xmlns:pic="http://schemas.openxmlformats.org/drawingml/2006/picture">
+                  <pic:nvPicPr>
+                    <pic:cNvPr id="0" name="" descr=""/>
+                    <pic:cNvPicPr>
+                      <a:picLocks noChangeAspect="1" noChangeArrowheads="1"/>
+                    </pic:cNvPicPr>
+                  </pic:nvPicPr>
+                  <pic:blipFill>
+                    <a:blip r:embed="rId23" cstate="none"/>
+                    <a:srcRect/>
+                    <a:stretch>
+                      <a:fillRect/>
+                    </a:stretch>
+                  </pic:blipFill>
+                  <pic:spPr bwMode="auto">
+                    <a:xfrm>
+                      <a:off x="0" y="0"/>
                       <a:ext cx="5762625" cy="4800600"/>
                     </a:xfrm>
                     <a:prstGeom prst="rect">
@@ -9081,7 +9567,7 @@
                     </pic:cNvPicPr>
                   </pic:nvPicPr>
                   <pic:blipFill>
-                    <a:blip r:embed="rId23" cstate="none"/>
+                    <a:blip r:embed="rId24" cstate="none"/>
                     <a:srcRect/>
                     <a:stretch>
                       <a:fillRect/>
